--- a/module1/reports/附录3-测试报告-模块一.docx
+++ b/module1/reports/附录3-测试报告-模块一.docx
@@ -82,7 +82,7 @@
     </w:p>
     <w:p>
       <w:r>
-        <w:t>缺陷证据位于 defects/repro-baseline.txt、repro-fixed.txt 和 croniter-history.md。三个缺陷均有官方 CHANGELOG 依据（https://github.com/pallets-eco/croniter/blob/main/CHANGELOG.rst）：CRON-D-001（6.2.3 #232）零步长异常类型不稳定；CRON-D-002（6.2.3 #235）expand_from_start_time 月份低边界偏移；CRON-D-003（6.2.4 #239）Sunday 步进边界错误。基线复现、根因、修复后输出和回归命令均已记录，修复 commit 号以 Git 历史最终核对为准。pytest 最终通过数和覆盖率待复核。</w:t>
+        <w:t>缺陷证据位于 defects/repro-baseline.txt、repro-fixed.txt 和 croniter-history.md。三个缺陷均有官方 CHANGELOG 依据（https://github.com/pallets-eco/croniter/blob/main/CHANGELOG.rst）：CRON-D-001（6.2.3 #232）零步长异常类型不稳定；CRON-D-002（6.2.3 #235）expand_from_start_time 月份低边界偏移；CRON-D-003（6.2.4 #239）Sunday 步进边界错误。基线复现、根因、修复后输出和回归命令均已记录，修复 commit 号以 Git 历史最终核对为准。最终执行结果为 41 passed；coverage.py 分支覆盖率为 55%，低于预设 75% 目标。未覆盖风险包括性能压力、并发安全、生产部署，以及部分极端时区和异常分支；覆盖率不足意味着这些路径仍需补充测试，质量结论应保持审慎。</w:t>
       </w:r>
     </w:p>
     <w:p>

--- a/module1/reports/附录3-测试报告-模块一.docx
+++ b/module1/reports/附录3-测试报告-模块一.docx
@@ -1,22 +1,31 @@
 
 <file path=word/document.xml><?xml version="1.0" encoding="utf-8"?>
-<w:document xmlns:wpc="http://schemas.microsoft.com/office/word/2010/wordprocessingCanvas" xmlns:mo="http://schemas.microsoft.com/office/mac/office/2008/main" xmlns:mc="http://schemas.openxmlformats.org/markup-compatibility/2006" xmlns:mv="urn:schemas-microsoft-com:mac:vml" xmlns:o="urn:schemas-microsoft-com:office:office" xmlns:r="http://schemas.openxmlformats.org/officeDocument/2006/relationships" xmlns:m="http://schemas.openxmlformats.org/officeDocument/2006/math" xmlns:v="urn:schemas-microsoft-com:vml" xmlns:wp14="http://schemas.microsoft.com/office/word/2010/wordprocessingDrawing" xmlns:wp="http://schemas.openxmlformats.org/drawingml/2006/wordprocessingDrawing" xmlns:w10="urn:schemas-microsoft-com:office:word" xmlns:w="http://schemas.openxmlformats.org/wordprocessingml/2006/main" xmlns:w14="http://schemas.microsoft.com/office/word/2010/wordml" xmlns:wpg="http://schemas.microsoft.com/office/word/2010/wordprocessingGroup" xmlns:wpi="http://schemas.microsoft.com/office/word/2010/wordprocessingInk" xmlns:wne="http://schemas.microsoft.com/office/word/2006/wordml" xmlns:wps="http://schemas.microsoft.com/office/word/2010/wordprocessingShape" mc:Ignorable="w14 wp14">
+<w:document xmlns:ns1="http://schemas.openxmlformats.org/markup-compatibility/2006" xmlns:w="http://schemas.openxmlformats.org/wordprocessingml/2006/main" ns1:Ignorable="w14 wp14">
   <w:body>
     <w:p>
       <w:pPr>
         <w:pStyle w:val="Title"/>
       </w:pPr>
       <w:r>
+        <w:rPr>
+          <w:rFonts w:ascii="Arial Unicode MS" w:hAnsi="Arial Unicode MS" w:eastAsia="Arial Unicode MS" w:cs="Arial Unicode MS"/>
+        </w:rPr>
         <w:t>模块一 测试基础实践报告</w:t>
       </w:r>
     </w:p>
     <w:p>
       <w:r>
+        <w:rPr>
+          <w:rFonts w:ascii="Arial Unicode MS" w:hAnsi="Arial Unicode MS" w:eastAsia="Arial Unicode MS" w:cs="Arial Unicode MS"/>
+        </w:rPr>
         <w:t>被测对象：croniter 6.2.2｜文档版本：V1.0</w:t>
       </w:r>
     </w:p>
     <w:p>
       <w:r>
+        <w:rPr>
+          <w:rFonts w:ascii="Arial Unicode MS" w:hAnsi="Arial Unicode MS" w:eastAsia="Arial Unicode MS" w:cs="Arial Unicode MS"/>
+        </w:rPr>
         <w:t>本报告记录 croniter 6.2.2 的测试基础实践，依据《实践作业要求v2026.pdf》和《课程录音总结.md》编制。</w:t>
       </w:r>
     </w:p>
@@ -25,11 +34,17 @@
         <w:pStyle w:val="Heading1"/>
       </w:pPr>
       <w:r>
+        <w:rPr>
+          <w:rFonts w:ascii="Arial Unicode MS" w:hAnsi="Arial Unicode MS" w:eastAsia="Arial Unicode MS" w:cs="Arial Unicode MS"/>
+        </w:rPr>
         <w:t>一 被测对象与测试环境</w:t>
       </w:r>
     </w:p>
     <w:p>
       <w:r>
+        <w:rPr>
+          <w:rFonts w:ascii="Arial Unicode MS" w:hAnsi="Arial Unicode MS" w:eastAsia="Arial Unicode MS" w:cs="Arial Unicode MS"/>
+        </w:rPr>
         <w:t>croniter 是 Python 定时表达式解析与迭代库，源码固定于 module1/subject/croniter，来源见 SOURCE.md。环境为 Python 3、pytest 和 python-dateutil，测试不依赖网络、数据库或外部服务。主要接口包括 croniter、get_next、get_prev、match、match_range、croniter_range 和 expand_from_start_time。</w:t>
       </w:r>
     </w:p>
@@ -38,11 +53,17 @@
         <w:pStyle w:val="Heading1"/>
       </w:pPr>
       <w:r>
+        <w:rPr>
+          <w:rFonts w:ascii="Arial Unicode MS" w:hAnsi="Arial Unicode MS" w:eastAsia="Arial Unicode MS" w:cs="Arial Unicode MS"/>
+        </w:rPr>
         <w:t>二 测试计划与策略</w:t>
       </w:r>
     </w:p>
     <w:p>
       <w:r>
+        <w:rPr>
+          <w:rFonts w:ascii="Arial Unicode MS" w:hAnsi="Arial Unicode MS" w:eastAsia="Arial Unicode MS" w:cs="Arial Unicode MS"/>
+        </w:rPr>
         <w:t>范围包括表达式解析、时间迭代、范围匹配、起始时间展开、日期边界与时区场景；不覆盖性能压力、并发和生产部署。计划 36 条用例：等价类12、边界值12、场景/状态转换8、异常与回归4。风险按解析错误、日期边界、异常稳定性和时区偏移排序。</w:t>
       </w:r>
     </w:p>
@@ -51,11 +72,17 @@
         <w:pStyle w:val="Heading1"/>
       </w:pPr>
       <w:r>
+        <w:rPr>
+          <w:rFonts w:ascii="Arial Unicode MS" w:hAnsi="Arial Unicode MS" w:eastAsia="Arial Unicode MS" w:cs="Arial Unicode MS"/>
+        </w:rPr>
         <w:t>三 测试用例设计</w:t>
       </w:r>
     </w:p>
     <w:p>
       <w:r>
+        <w:rPr>
+          <w:rFonts w:ascii="Arial Unicode MS" w:hAnsi="Arial Unicode MS" w:eastAsia="Arial Unicode MS" w:cs="Arial Unicode MS"/>
+        </w:rPr>
         <w:t>编号 CRON-UT-001 至 CRON-UT-036，输入和预期记录于 testdata/cron_cases.json，并与 requirements_traceability.md 追踪。等价类覆盖通配符、范围、步长、字段数量和异常表达式；边界值覆盖分钟、小时、月初月末、闰年、1/12月和星期边界；场景法覆盖连续迭代、范围枚举及时间区域切换。</w:t>
       </w:r>
     </w:p>
@@ -64,12 +91,18 @@
         <w:pStyle w:val="Heading1"/>
       </w:pPr>
       <w:r>
+        <w:rPr>
+          <w:rFonts w:ascii="Arial Unicode MS" w:hAnsi="Arial Unicode MS" w:eastAsia="Arial Unicode MS" w:cs="Arial Unicode MS"/>
+        </w:rPr>
         <w:t>四 自动化测试实现</w:t>
       </w:r>
     </w:p>
     <w:p>
       <w:r>
-        <w:t>自动化代码位于 module1/tests/test_croniter.py，使用 pytest 参数化和 conftest.py fixture，按 smoke、boundary、regression 标记组织。命令：python -m pytest -q module1；覆盖率命令：python -m coverage run --branch -m pytest。覆盖率数字待最终环境复核后填写，报告不预先推算。</w:t>
+        <w:rPr>
+          <w:rFonts w:ascii="Arial Unicode MS" w:hAnsi="Arial Unicode MS" w:eastAsia="Arial Unicode MS" w:cs="Arial Unicode MS"/>
+        </w:rPr>
+        <w:t>自动化代码位于 module1/tests/test_croniter.py，使用 pytest 参数化和 conftest.py fixture，按 smoke、boundary、regression 标记组织。命令：python -m pytest -q module1；覆盖率命令：python -m coverage run --branch -m pytest。已完成 41 条测试；coverage.py branch coverage 为 55%，低于预设 75% 目标，未覆盖风险已在质量结论中说明。</w:t>
       </w:r>
     </w:p>
     <w:p>
@@ -77,12 +110,18 @@
         <w:pStyle w:val="Heading1"/>
       </w:pPr>
       <w:r>
+        <w:rPr>
+          <w:rFonts w:ascii="Arial Unicode MS" w:hAnsi="Arial Unicode MS" w:eastAsia="Arial Unicode MS" w:cs="Arial Unicode MS"/>
+        </w:rPr>
         <w:t>五 执行结果与缺陷</w:t>
       </w:r>
     </w:p>
     <w:p>
       <w:r>
-        <w:t>缺陷证据位于 defects/repro-baseline.txt、repro-fixed.txt 和 croniter-history.md。三个缺陷均有官方 CHANGELOG 依据（https://github.com/pallets-eco/croniter/blob/main/CHANGELOG.rst）：CRON-D-001（6.2.3 #232）零步长异常类型不稳定；CRON-D-002（6.2.3 #235）expand_from_start_time 月份低边界偏移；CRON-D-003（6.2.4 #239）Sunday 步进边界错误。基线复现、根因、修复后输出和回归命令均已记录，修复 commit 号以 Git 历史最终核对为准。最终执行结果为 41 passed；coverage.py 分支覆盖率为 55%，低于预设 75% 目标。未覆盖风险包括性能压力、并发安全、生产部署，以及部分极端时区和异常分支；覆盖率不足意味着这些路径仍需补充测试，质量结论应保持审慎。</w:t>
+        <w:rPr>
+          <w:rFonts w:ascii="Arial Unicode MS" w:hAnsi="Arial Unicode MS" w:eastAsia="Arial Unicode MS" w:cs="Arial Unicode MS"/>
+        </w:rPr>
+        <w:t>缺陷证据位于 defects/repro-baseline.txt、repro-fixed.txt 和 croniter-history.md。三个缺陷均有官方 CHANGELOG 依据（https://github.com/pallets-eco/croniter/blob/main/CHANGELOG.rst）：CRON-D-001（6.2.3 #232）零步长异常类型不稳定；CRON-D-002（6.2.3 #235）expand_from_start_time 月份低边界偏移；CRON-D-003（6.2.4 #239）Sunday 步进边界错误。基线复现、根因、修复后输出和回归命令均已记录，修复提交为 07dfad8、101f39e、10e9bb6。最终执行结果为 41 passed；coverage.py 分支覆盖率为 55%，低于预设 75% 目标。未覆盖风险包括性能压力、并发安全、生产部署，以及部分极端时区和异常分支；覆盖率不足意味着这些路径仍需补充测试，质量结论应保持审慎。</w:t>
       </w:r>
     </w:p>
     <w:p>
@@ -90,16 +129,25 @@
         <w:pStyle w:val="Heading1"/>
       </w:pPr>
       <w:r>
+        <w:rPr>
+          <w:rFonts w:ascii="Arial Unicode MS" w:hAnsi="Arial Unicode MS" w:eastAsia="Arial Unicode MS" w:cs="Arial Unicode MS"/>
+        </w:rPr>
         <w:t>六 质量结论与小组贡献</w:t>
       </w:r>
     </w:p>
     <w:p>
       <w:r>
+        <w:rPr>
+          <w:rFonts w:ascii="Arial Unicode MS" w:hAnsi="Arial Unicode MS" w:eastAsia="Arial Unicode MS" w:cs="Arial Unicode MS"/>
+        </w:rPr>
         <w:t>测试设计采用等价类、边界值和场景/状态转换三类方法，并以自动化回归验证修复。最终质量结论依据通过率、失败用例、缺陷关闭证据和覆盖率综合判断。成员一：待填；成员二：待填。贡献度按用例、脚本、缺陷、文档和演示统计，两名成员合计100%。AI 用于资料检索、测试草拟和文档校对，结果由成员运行复核。</w:t>
       </w:r>
     </w:p>
     <w:p>
       <w:r>
+        <w:rPr>
+          <w:rFonts w:ascii="Arial Unicode MS" w:hAnsi="Arial Unicode MS" w:eastAsia="Arial Unicode MS" w:cs="Arial Unicode MS"/>
+        </w:rPr>
         <w:t>附：需求追踪见 module1/requirements_traceability.md；缺陷证据见 module1/defects/。</w:t>
       </w:r>
     </w:p>
@@ -201,7 +249,7 @@
         <w:ind w:left="1440" w:hanging="360"/>
       </w:pPr>
       <w:rPr>
-        <w:rFonts w:ascii="Symbol" w:hAnsi="Symbol" w:hint="default"/>
+        <w:rFonts w:ascii="Arial Unicode MS" w:hAnsi="Arial Unicode MS" w:hint="default" w:eastAsia="Arial Unicode MS"/>
       </w:rPr>
     </w:lvl>
   </w:abstractNum>
@@ -222,7 +270,7 @@
         <w:ind w:left="1080" w:hanging="360"/>
       </w:pPr>
       <w:rPr>
-        <w:rFonts w:ascii="Symbol" w:hAnsi="Symbol" w:hint="default"/>
+        <w:rFonts w:ascii="Arial Unicode MS" w:hAnsi="Arial Unicode MS" w:hint="default" w:eastAsia="Arial Unicode MS"/>
       </w:rPr>
     </w:lvl>
   </w:abstractNum>
@@ -243,7 +291,7 @@
         <w:ind w:left="720" w:hanging="360"/>
       </w:pPr>
       <w:rPr>
-        <w:rFonts w:ascii="Symbol" w:hAnsi="Symbol" w:hint="default"/>
+        <w:rFonts w:ascii="Arial Unicode MS" w:hAnsi="Arial Unicode MS" w:hint="default" w:eastAsia="Arial Unicode MS"/>
       </w:rPr>
     </w:lvl>
   </w:abstractNum>
@@ -282,7 +330,7 @@
         <w:ind w:left="360" w:hanging="360"/>
       </w:pPr>
       <w:rPr>
-        <w:rFonts w:ascii="Symbol" w:hAnsi="Symbol" w:hint="default"/>
+        <w:rFonts w:ascii="Arial Unicode MS" w:hAnsi="Arial Unicode MS" w:hint="default" w:eastAsia="Arial Unicode MS"/>
       </w:rPr>
     </w:lvl>
   </w:abstractNum>
@@ -317,14 +365,14 @@
 </file>
 
 <file path=word/styles.xml><?xml version="1.0" encoding="utf-8"?>
-<w:styles xmlns:mc="http://schemas.openxmlformats.org/markup-compatibility/2006" xmlns:r="http://schemas.openxmlformats.org/officeDocument/2006/relationships" xmlns:w="http://schemas.openxmlformats.org/wordprocessingml/2006/main" xmlns:w14="http://schemas.microsoft.com/office/word/2010/wordml" mc:Ignorable="w14">
+<w:styles xmlns:ns1="http://schemas.openxmlformats.org/markup-compatibility/2006" xmlns:w="http://schemas.openxmlformats.org/wordprocessingml/2006/main" ns1:Ignorable="w14">
   <w:docDefaults>
     <w:rPrDefault>
       <w:rPr>
-        <w:rFonts w:asciiTheme="minorHAnsi" w:eastAsiaTheme="minorEastAsia" w:hAnsiTheme="minorHAnsi" w:cstheme="minorBidi"/>
+        <w:rFonts w:asciiTheme="minorHAnsi" w:eastAsiaTheme="minorEastAsia" w:hAnsiTheme="minorHAnsi" w:cstheme="minorBidi" w:eastAsia="Arial Unicode MS"/>
         <w:sz w:val="22"/>
         <w:szCs w:val="22"/>
-        <w:lang w:val="en-US" w:eastAsia="en-US" w:bidi="ar-SA"/>
+        <w:lang w:val="en-US" w:eastAsia="Arial Unicode MS" w:bidi="ar-SA"/>
       </w:rPr>
     </w:rPrDefault>
     <w:pPrDefault>
@@ -539,7 +587,7 @@
       <w:outlineLvl w:val="0"/>
     </w:pPr>
     <w:rPr>
-      <w:rFonts w:asciiTheme="majorHAnsi" w:eastAsiaTheme="majorEastAsia" w:hAnsiTheme="majorHAnsi" w:cstheme="majorBidi"/>
+      <w:rFonts w:asciiTheme="majorHAnsi" w:eastAsiaTheme="majorEastAsia" w:hAnsiTheme="majorHAnsi" w:cstheme="majorBidi" w:eastAsia="Arial Unicode MS"/>
       <w:b/>
       <w:bCs/>
       <w:color w:val="365F91" w:themeColor="accent1" w:themeShade="BF"/>
@@ -563,7 +611,7 @@
       <w:outlineLvl w:val="1"/>
     </w:pPr>
     <w:rPr>
-      <w:rFonts w:asciiTheme="majorHAnsi" w:eastAsiaTheme="majorEastAsia" w:hAnsiTheme="majorHAnsi" w:cstheme="majorBidi"/>
+      <w:rFonts w:asciiTheme="majorHAnsi" w:eastAsiaTheme="majorEastAsia" w:hAnsiTheme="majorHAnsi" w:cstheme="majorBidi" w:eastAsia="Arial Unicode MS"/>
       <w:b/>
       <w:bCs/>
       <w:color w:val="4F81BD" w:themeColor="accent1"/>
@@ -587,7 +635,7 @@
       <w:outlineLvl w:val="2"/>
     </w:pPr>
     <w:rPr>
-      <w:rFonts w:asciiTheme="majorHAnsi" w:eastAsiaTheme="majorEastAsia" w:hAnsiTheme="majorHAnsi" w:cstheme="majorBidi"/>
+      <w:rFonts w:asciiTheme="majorHAnsi" w:eastAsiaTheme="majorEastAsia" w:hAnsiTheme="majorHAnsi" w:cstheme="majorBidi" w:eastAsia="Arial Unicode MS"/>
       <w:b/>
       <w:bCs/>
       <w:color w:val="4F81BD" w:themeColor="accent1"/>
@@ -610,7 +658,7 @@
       <w:outlineLvl w:val="3"/>
     </w:pPr>
     <w:rPr>
-      <w:rFonts w:asciiTheme="majorHAnsi" w:eastAsiaTheme="majorEastAsia" w:hAnsiTheme="majorHAnsi" w:cstheme="majorBidi"/>
+      <w:rFonts w:asciiTheme="majorHAnsi" w:eastAsiaTheme="majorEastAsia" w:hAnsiTheme="majorHAnsi" w:cstheme="majorBidi" w:eastAsia="Arial Unicode MS"/>
       <w:b/>
       <w:bCs/>
       <w:i/>
@@ -635,7 +683,7 @@
       <w:outlineLvl w:val="4"/>
     </w:pPr>
     <w:rPr>
-      <w:rFonts w:asciiTheme="majorHAnsi" w:eastAsiaTheme="majorEastAsia" w:hAnsiTheme="majorHAnsi" w:cstheme="majorBidi"/>
+      <w:rFonts w:asciiTheme="majorHAnsi" w:eastAsiaTheme="majorEastAsia" w:hAnsiTheme="majorHAnsi" w:cstheme="majorBidi" w:eastAsia="Arial Unicode MS"/>
       <w:color w:val="243F60" w:themeColor="accent1" w:themeShade="7F"/>
     </w:rPr>
   </w:style>
@@ -656,7 +704,7 @@
       <w:outlineLvl w:val="5"/>
     </w:pPr>
     <w:rPr>
-      <w:rFonts w:asciiTheme="majorHAnsi" w:eastAsiaTheme="majorEastAsia" w:hAnsiTheme="majorHAnsi" w:cstheme="majorBidi"/>
+      <w:rFonts w:asciiTheme="majorHAnsi" w:eastAsiaTheme="majorEastAsia" w:hAnsiTheme="majorHAnsi" w:cstheme="majorBidi" w:eastAsia="Arial Unicode MS"/>
       <w:i/>
       <w:iCs/>
       <w:color w:val="243F60" w:themeColor="accent1" w:themeShade="7F"/>
@@ -679,7 +727,7 @@
       <w:outlineLvl w:val="6"/>
     </w:pPr>
     <w:rPr>
-      <w:rFonts w:asciiTheme="majorHAnsi" w:eastAsiaTheme="majorEastAsia" w:hAnsiTheme="majorHAnsi" w:cstheme="majorBidi"/>
+      <w:rFonts w:asciiTheme="majorHAnsi" w:eastAsiaTheme="majorEastAsia" w:hAnsiTheme="majorHAnsi" w:cstheme="majorBidi" w:eastAsia="Arial Unicode MS"/>
       <w:i/>
       <w:iCs/>
       <w:color w:val="404040" w:themeColor="text1" w:themeTint="BF"/>
@@ -702,7 +750,7 @@
       <w:outlineLvl w:val="7"/>
     </w:pPr>
     <w:rPr>
-      <w:rFonts w:asciiTheme="majorHAnsi" w:eastAsiaTheme="majorEastAsia" w:hAnsiTheme="majorHAnsi" w:cstheme="majorBidi"/>
+      <w:rFonts w:asciiTheme="majorHAnsi" w:eastAsiaTheme="majorEastAsia" w:hAnsiTheme="majorHAnsi" w:cstheme="majorBidi" w:eastAsia="Arial Unicode MS"/>
       <w:color w:val="4F81BD" w:themeColor="accent1"/>
       <w:sz w:val="20"/>
       <w:szCs w:val="20"/>
@@ -725,7 +773,7 @@
       <w:outlineLvl w:val="8"/>
     </w:pPr>
     <w:rPr>
-      <w:rFonts w:asciiTheme="majorHAnsi" w:eastAsiaTheme="majorEastAsia" w:hAnsiTheme="majorHAnsi" w:cstheme="majorBidi"/>
+      <w:rFonts w:asciiTheme="majorHAnsi" w:eastAsiaTheme="majorEastAsia" w:hAnsiTheme="majorHAnsi" w:cstheme="majorBidi" w:eastAsia="Arial Unicode MS"/>
       <w:i/>
       <w:iCs/>
       <w:color w:val="404040" w:themeColor="text1" w:themeTint="BF"/>
@@ -776,7 +824,7 @@
     <w:uiPriority w:val="9"/>
     <w:rsid w:val="00FC693F"/>
     <w:rPr>
-      <w:rFonts w:asciiTheme="majorHAnsi" w:eastAsiaTheme="majorEastAsia" w:hAnsiTheme="majorHAnsi" w:cstheme="majorBidi"/>
+      <w:rFonts w:asciiTheme="majorHAnsi" w:eastAsiaTheme="majorEastAsia" w:hAnsiTheme="majorHAnsi" w:cstheme="majorBidi" w:eastAsia="Arial Unicode MS"/>
       <w:b/>
       <w:bCs/>
       <w:color w:val="365F91" w:themeColor="accent1" w:themeShade="BF"/>
@@ -791,7 +839,7 @@
     <w:uiPriority w:val="9"/>
     <w:rsid w:val="00FC693F"/>
     <w:rPr>
-      <w:rFonts w:asciiTheme="majorHAnsi" w:eastAsiaTheme="majorEastAsia" w:hAnsiTheme="majorHAnsi" w:cstheme="majorBidi"/>
+      <w:rFonts w:asciiTheme="majorHAnsi" w:eastAsiaTheme="majorEastAsia" w:hAnsiTheme="majorHAnsi" w:cstheme="majorBidi" w:eastAsia="Arial Unicode MS"/>
       <w:b/>
       <w:bCs/>
       <w:color w:val="4F81BD" w:themeColor="accent1"/>
@@ -806,7 +854,7 @@
     <w:uiPriority w:val="9"/>
     <w:rsid w:val="00FC693F"/>
     <w:rPr>
-      <w:rFonts w:asciiTheme="majorHAnsi" w:eastAsiaTheme="majorEastAsia" w:hAnsiTheme="majorHAnsi" w:cstheme="majorBidi"/>
+      <w:rFonts w:asciiTheme="majorHAnsi" w:eastAsiaTheme="majorEastAsia" w:hAnsiTheme="majorHAnsi" w:cstheme="majorBidi" w:eastAsia="Arial Unicode MS"/>
       <w:b/>
       <w:bCs/>
       <w:color w:val="4F81BD" w:themeColor="accent1"/>
@@ -828,7 +876,7 @@
       <w:contextualSpacing/>
     </w:pPr>
     <w:rPr>
-      <w:rFonts w:asciiTheme="majorHAnsi" w:eastAsiaTheme="majorEastAsia" w:hAnsiTheme="majorHAnsi" w:cstheme="majorBidi"/>
+      <w:rFonts w:asciiTheme="majorHAnsi" w:eastAsiaTheme="majorEastAsia" w:hAnsiTheme="majorHAnsi" w:cstheme="majorBidi" w:eastAsia="Arial Unicode MS"/>
       <w:color w:val="17365D" w:themeColor="text2" w:themeShade="BF"/>
       <w:spacing w:val="5"/>
       <w:kern w:val="28"/>
@@ -843,7 +891,7 @@
     <w:uiPriority w:val="10"/>
     <w:rsid w:val="00FC693F"/>
     <w:rPr>
-      <w:rFonts w:asciiTheme="majorHAnsi" w:eastAsiaTheme="majorEastAsia" w:hAnsiTheme="majorHAnsi" w:cstheme="majorBidi"/>
+      <w:rFonts w:asciiTheme="majorHAnsi" w:eastAsiaTheme="majorEastAsia" w:hAnsiTheme="majorHAnsi" w:cstheme="majorBidi" w:eastAsia="Arial Unicode MS"/>
       <w:color w:val="17365D" w:themeColor="text2" w:themeShade="BF"/>
       <w:spacing w:val="5"/>
       <w:kern w:val="28"/>
@@ -865,7 +913,7 @@
       </w:numPr>
     </w:pPr>
     <w:rPr>
-      <w:rFonts w:asciiTheme="majorHAnsi" w:eastAsiaTheme="majorEastAsia" w:hAnsiTheme="majorHAnsi" w:cstheme="majorBidi"/>
+      <w:rFonts w:asciiTheme="majorHAnsi" w:eastAsiaTheme="majorEastAsia" w:hAnsiTheme="majorHAnsi" w:cstheme="majorBidi" w:eastAsia="Arial Unicode MS"/>
       <w:i/>
       <w:iCs/>
       <w:color w:val="4F81BD" w:themeColor="accent1"/>
@@ -881,7 +929,7 @@
     <w:uiPriority w:val="11"/>
     <w:rsid w:val="00FC693F"/>
     <w:rPr>
-      <w:rFonts w:asciiTheme="majorHAnsi" w:eastAsiaTheme="majorEastAsia" w:hAnsiTheme="majorHAnsi" w:cstheme="majorBidi"/>
+      <w:rFonts w:asciiTheme="majorHAnsi" w:eastAsiaTheme="majorEastAsia" w:hAnsiTheme="majorHAnsi" w:cstheme="majorBidi" w:eastAsia="Arial Unicode MS"/>
       <w:i/>
       <w:iCs/>
       <w:color w:val="4F81BD" w:themeColor="accent1"/>
@@ -1128,7 +1176,7 @@
       </w:tabs>
     </w:pPr>
     <w:rPr>
-      <w:rFonts w:ascii="Courier" w:hAnsi="Courier"/>
+      <w:rFonts w:ascii="Arial Unicode MS" w:hAnsi="Arial Unicode MS" w:eastAsia="Arial Unicode MS"/>
       <w:sz w:val="20"/>
       <w:szCs w:val="20"/>
     </w:rPr>
@@ -1140,7 +1188,7 @@
     <w:uiPriority w:val="99"/>
     <w:rsid w:val="0029639D"/>
     <w:rPr>
-      <w:rFonts w:ascii="Courier" w:hAnsi="Courier"/>
+      <w:rFonts w:ascii="Arial Unicode MS" w:hAnsi="Arial Unicode MS" w:eastAsia="Arial Unicode MS"/>
       <w:sz w:val="20"/>
       <w:szCs w:val="20"/>
     </w:rPr>
@@ -1179,7 +1227,7 @@
     <w:semiHidden/>
     <w:rsid w:val="00FC693F"/>
     <w:rPr>
-      <w:rFonts w:asciiTheme="majorHAnsi" w:eastAsiaTheme="majorEastAsia" w:hAnsiTheme="majorHAnsi" w:cstheme="majorBidi"/>
+      <w:rFonts w:asciiTheme="majorHAnsi" w:eastAsiaTheme="majorEastAsia" w:hAnsiTheme="majorHAnsi" w:cstheme="majorBidi" w:eastAsia="Arial Unicode MS"/>
       <w:b/>
       <w:bCs/>
       <w:i/>
@@ -1195,7 +1243,7 @@
     <w:semiHidden/>
     <w:rsid w:val="00FC693F"/>
     <w:rPr>
-      <w:rFonts w:asciiTheme="majorHAnsi" w:eastAsiaTheme="majorEastAsia" w:hAnsiTheme="majorHAnsi" w:cstheme="majorBidi"/>
+      <w:rFonts w:asciiTheme="majorHAnsi" w:eastAsiaTheme="majorEastAsia" w:hAnsiTheme="majorHAnsi" w:cstheme="majorBidi" w:eastAsia="Arial Unicode MS"/>
       <w:color w:val="243F60" w:themeColor="accent1" w:themeShade="7F"/>
     </w:rPr>
   </w:style>
@@ -1207,7 +1255,7 @@
     <w:semiHidden/>
     <w:rsid w:val="00FC693F"/>
     <w:rPr>
-      <w:rFonts w:asciiTheme="majorHAnsi" w:eastAsiaTheme="majorEastAsia" w:hAnsiTheme="majorHAnsi" w:cstheme="majorBidi"/>
+      <w:rFonts w:asciiTheme="majorHAnsi" w:eastAsiaTheme="majorEastAsia" w:hAnsiTheme="majorHAnsi" w:cstheme="majorBidi" w:eastAsia="Arial Unicode MS"/>
       <w:i/>
       <w:iCs/>
       <w:color w:val="243F60" w:themeColor="accent1" w:themeShade="7F"/>
@@ -1221,7 +1269,7 @@
     <w:semiHidden/>
     <w:rsid w:val="00FC693F"/>
     <w:rPr>
-      <w:rFonts w:asciiTheme="majorHAnsi" w:eastAsiaTheme="majorEastAsia" w:hAnsiTheme="majorHAnsi" w:cstheme="majorBidi"/>
+      <w:rFonts w:asciiTheme="majorHAnsi" w:eastAsiaTheme="majorEastAsia" w:hAnsiTheme="majorHAnsi" w:cstheme="majorBidi" w:eastAsia="Arial Unicode MS"/>
       <w:i/>
       <w:iCs/>
       <w:color w:val="404040" w:themeColor="text1" w:themeTint="BF"/>
@@ -1235,7 +1283,7 @@
     <w:semiHidden/>
     <w:rsid w:val="00FC693F"/>
     <w:rPr>
-      <w:rFonts w:asciiTheme="majorHAnsi" w:eastAsiaTheme="majorEastAsia" w:hAnsiTheme="majorHAnsi" w:cstheme="majorBidi"/>
+      <w:rFonts w:asciiTheme="majorHAnsi" w:eastAsiaTheme="majorEastAsia" w:hAnsiTheme="majorHAnsi" w:cstheme="majorBidi" w:eastAsia="Arial Unicode MS"/>
       <w:color w:val="4F81BD" w:themeColor="accent1"/>
       <w:sz w:val="20"/>
       <w:szCs w:val="20"/>
@@ -1249,7 +1297,7 @@
     <w:semiHidden/>
     <w:rsid w:val="00FC693F"/>
     <w:rPr>
-      <w:rFonts w:asciiTheme="majorHAnsi" w:eastAsiaTheme="majorEastAsia" w:hAnsiTheme="majorHAnsi" w:cstheme="majorBidi"/>
+      <w:rFonts w:asciiTheme="majorHAnsi" w:eastAsiaTheme="majorEastAsia" w:hAnsiTheme="majorHAnsi" w:cstheme="majorBidi" w:eastAsia="Arial Unicode MS"/>
       <w:i/>
       <w:iCs/>
       <w:color w:val="404040" w:themeColor="text1" w:themeTint="BF"/>
@@ -2838,7 +2886,7 @@
         <w:spacing w:before="0" w:after="0" w:line="240" w:lineRule="auto"/>
       </w:pPr>
       <w:rPr>
-        <w:rFonts w:asciiTheme="majorHAnsi" w:eastAsiaTheme="majorEastAsia" w:hAnsiTheme="majorHAnsi" w:cstheme="majorBidi"/>
+        <w:rFonts w:asciiTheme="majorHAnsi" w:eastAsiaTheme="majorEastAsia" w:hAnsiTheme="majorHAnsi" w:cstheme="majorBidi" w:eastAsia="Arial Unicode MS"/>
         <w:b/>
         <w:bCs/>
       </w:rPr>
@@ -2859,7 +2907,7 @@
         <w:spacing w:before="0" w:after="0" w:line="240" w:lineRule="auto"/>
       </w:pPr>
       <w:rPr>
-        <w:rFonts w:asciiTheme="majorHAnsi" w:eastAsiaTheme="majorEastAsia" w:hAnsiTheme="majorHAnsi" w:cstheme="majorBidi"/>
+        <w:rFonts w:asciiTheme="majorHAnsi" w:eastAsiaTheme="majorEastAsia" w:hAnsiTheme="majorHAnsi" w:cstheme="majorBidi" w:eastAsia="Arial Unicode MS"/>
         <w:b/>
         <w:bCs/>
       </w:rPr>
@@ -2877,14 +2925,14 @@
     </w:tblStylePr>
     <w:tblStylePr w:type="firstCol">
       <w:rPr>
-        <w:rFonts w:asciiTheme="majorHAnsi" w:eastAsiaTheme="majorEastAsia" w:hAnsiTheme="majorHAnsi" w:cstheme="majorBidi"/>
+        <w:rFonts w:asciiTheme="majorHAnsi" w:eastAsiaTheme="majorEastAsia" w:hAnsiTheme="majorHAnsi" w:cstheme="majorBidi" w:eastAsia="Arial Unicode MS"/>
         <w:b/>
         <w:bCs/>
       </w:rPr>
     </w:tblStylePr>
     <w:tblStylePr w:type="lastCol">
       <w:rPr>
-        <w:rFonts w:asciiTheme="majorHAnsi" w:eastAsiaTheme="majorEastAsia" w:hAnsiTheme="majorHAnsi" w:cstheme="majorBidi"/>
+        <w:rFonts w:asciiTheme="majorHAnsi" w:eastAsiaTheme="majorEastAsia" w:hAnsiTheme="majorHAnsi" w:cstheme="majorBidi" w:eastAsia="Arial Unicode MS"/>
         <w:b/>
         <w:bCs/>
       </w:rPr>
@@ -2968,7 +3016,7 @@
         <w:spacing w:before="0" w:after="0" w:line="240" w:lineRule="auto"/>
       </w:pPr>
       <w:rPr>
-        <w:rFonts w:asciiTheme="majorHAnsi" w:eastAsiaTheme="majorEastAsia" w:hAnsiTheme="majorHAnsi" w:cstheme="majorBidi"/>
+        <w:rFonts w:asciiTheme="majorHAnsi" w:eastAsiaTheme="majorEastAsia" w:hAnsiTheme="majorHAnsi" w:cstheme="majorBidi" w:eastAsia="Arial Unicode MS"/>
         <w:b/>
         <w:bCs/>
       </w:rPr>
@@ -2989,7 +3037,7 @@
         <w:spacing w:before="0" w:after="0" w:line="240" w:lineRule="auto"/>
       </w:pPr>
       <w:rPr>
-        <w:rFonts w:asciiTheme="majorHAnsi" w:eastAsiaTheme="majorEastAsia" w:hAnsiTheme="majorHAnsi" w:cstheme="majorBidi"/>
+        <w:rFonts w:asciiTheme="majorHAnsi" w:eastAsiaTheme="majorEastAsia" w:hAnsiTheme="majorHAnsi" w:cstheme="majorBidi" w:eastAsia="Arial Unicode MS"/>
         <w:b/>
         <w:bCs/>
       </w:rPr>
@@ -3007,14 +3055,14 @@
     </w:tblStylePr>
     <w:tblStylePr w:type="firstCol">
       <w:rPr>
-        <w:rFonts w:asciiTheme="majorHAnsi" w:eastAsiaTheme="majorEastAsia" w:hAnsiTheme="majorHAnsi" w:cstheme="majorBidi"/>
+        <w:rFonts w:asciiTheme="majorHAnsi" w:eastAsiaTheme="majorEastAsia" w:hAnsiTheme="majorHAnsi" w:cstheme="majorBidi" w:eastAsia="Arial Unicode MS"/>
         <w:b/>
         <w:bCs/>
       </w:rPr>
     </w:tblStylePr>
     <w:tblStylePr w:type="lastCol">
       <w:rPr>
-        <w:rFonts w:asciiTheme="majorHAnsi" w:eastAsiaTheme="majorEastAsia" w:hAnsiTheme="majorHAnsi" w:cstheme="majorBidi"/>
+        <w:rFonts w:asciiTheme="majorHAnsi" w:eastAsiaTheme="majorEastAsia" w:hAnsiTheme="majorHAnsi" w:cstheme="majorBidi" w:eastAsia="Arial Unicode MS"/>
         <w:b/>
         <w:bCs/>
       </w:rPr>
@@ -3098,7 +3146,7 @@
         <w:spacing w:before="0" w:after="0" w:line="240" w:lineRule="auto"/>
       </w:pPr>
       <w:rPr>
-        <w:rFonts w:asciiTheme="majorHAnsi" w:eastAsiaTheme="majorEastAsia" w:hAnsiTheme="majorHAnsi" w:cstheme="majorBidi"/>
+        <w:rFonts w:asciiTheme="majorHAnsi" w:eastAsiaTheme="majorEastAsia" w:hAnsiTheme="majorHAnsi" w:cstheme="majorBidi" w:eastAsia="Arial Unicode MS"/>
         <w:b/>
         <w:bCs/>
       </w:rPr>
@@ -3119,7 +3167,7 @@
         <w:spacing w:before="0" w:after="0" w:line="240" w:lineRule="auto"/>
       </w:pPr>
       <w:rPr>
-        <w:rFonts w:asciiTheme="majorHAnsi" w:eastAsiaTheme="majorEastAsia" w:hAnsiTheme="majorHAnsi" w:cstheme="majorBidi"/>
+        <w:rFonts w:asciiTheme="majorHAnsi" w:eastAsiaTheme="majorEastAsia" w:hAnsiTheme="majorHAnsi" w:cstheme="majorBidi" w:eastAsia="Arial Unicode MS"/>
         <w:b/>
         <w:bCs/>
       </w:rPr>
@@ -3137,14 +3185,14 @@
     </w:tblStylePr>
     <w:tblStylePr w:type="firstCol">
       <w:rPr>
-        <w:rFonts w:asciiTheme="majorHAnsi" w:eastAsiaTheme="majorEastAsia" w:hAnsiTheme="majorHAnsi" w:cstheme="majorBidi"/>
+        <w:rFonts w:asciiTheme="majorHAnsi" w:eastAsiaTheme="majorEastAsia" w:hAnsiTheme="majorHAnsi" w:cstheme="majorBidi" w:eastAsia="Arial Unicode MS"/>
         <w:b/>
         <w:bCs/>
       </w:rPr>
     </w:tblStylePr>
     <w:tblStylePr w:type="lastCol">
       <w:rPr>
-        <w:rFonts w:asciiTheme="majorHAnsi" w:eastAsiaTheme="majorEastAsia" w:hAnsiTheme="majorHAnsi" w:cstheme="majorBidi"/>
+        <w:rFonts w:asciiTheme="majorHAnsi" w:eastAsiaTheme="majorEastAsia" w:hAnsiTheme="majorHAnsi" w:cstheme="majorBidi" w:eastAsia="Arial Unicode MS"/>
         <w:b/>
         <w:bCs/>
       </w:rPr>
@@ -3228,7 +3276,7 @@
         <w:spacing w:before="0" w:after="0" w:line="240" w:lineRule="auto"/>
       </w:pPr>
       <w:rPr>
-        <w:rFonts w:asciiTheme="majorHAnsi" w:eastAsiaTheme="majorEastAsia" w:hAnsiTheme="majorHAnsi" w:cstheme="majorBidi"/>
+        <w:rFonts w:asciiTheme="majorHAnsi" w:eastAsiaTheme="majorEastAsia" w:hAnsiTheme="majorHAnsi" w:cstheme="majorBidi" w:eastAsia="Arial Unicode MS"/>
         <w:b/>
         <w:bCs/>
       </w:rPr>
@@ -3249,7 +3297,7 @@
         <w:spacing w:before="0" w:after="0" w:line="240" w:lineRule="auto"/>
       </w:pPr>
       <w:rPr>
-        <w:rFonts w:asciiTheme="majorHAnsi" w:eastAsiaTheme="majorEastAsia" w:hAnsiTheme="majorHAnsi" w:cstheme="majorBidi"/>
+        <w:rFonts w:asciiTheme="majorHAnsi" w:eastAsiaTheme="majorEastAsia" w:hAnsiTheme="majorHAnsi" w:cstheme="majorBidi" w:eastAsia="Arial Unicode MS"/>
         <w:b/>
         <w:bCs/>
       </w:rPr>
@@ -3267,14 +3315,14 @@
     </w:tblStylePr>
     <w:tblStylePr w:type="firstCol">
       <w:rPr>
-        <w:rFonts w:asciiTheme="majorHAnsi" w:eastAsiaTheme="majorEastAsia" w:hAnsiTheme="majorHAnsi" w:cstheme="majorBidi"/>
+        <w:rFonts w:asciiTheme="majorHAnsi" w:eastAsiaTheme="majorEastAsia" w:hAnsiTheme="majorHAnsi" w:cstheme="majorBidi" w:eastAsia="Arial Unicode MS"/>
         <w:b/>
         <w:bCs/>
       </w:rPr>
     </w:tblStylePr>
     <w:tblStylePr w:type="lastCol">
       <w:rPr>
-        <w:rFonts w:asciiTheme="majorHAnsi" w:eastAsiaTheme="majorEastAsia" w:hAnsiTheme="majorHAnsi" w:cstheme="majorBidi"/>
+        <w:rFonts w:asciiTheme="majorHAnsi" w:eastAsiaTheme="majorEastAsia" w:hAnsiTheme="majorHAnsi" w:cstheme="majorBidi" w:eastAsia="Arial Unicode MS"/>
         <w:b/>
         <w:bCs/>
       </w:rPr>
@@ -3358,7 +3406,7 @@
         <w:spacing w:before="0" w:after="0" w:line="240" w:lineRule="auto"/>
       </w:pPr>
       <w:rPr>
-        <w:rFonts w:asciiTheme="majorHAnsi" w:eastAsiaTheme="majorEastAsia" w:hAnsiTheme="majorHAnsi" w:cstheme="majorBidi"/>
+        <w:rFonts w:asciiTheme="majorHAnsi" w:eastAsiaTheme="majorEastAsia" w:hAnsiTheme="majorHAnsi" w:cstheme="majorBidi" w:eastAsia="Arial Unicode MS"/>
         <w:b/>
         <w:bCs/>
       </w:rPr>
@@ -3379,7 +3427,7 @@
         <w:spacing w:before="0" w:after="0" w:line="240" w:lineRule="auto"/>
       </w:pPr>
       <w:rPr>
-        <w:rFonts w:asciiTheme="majorHAnsi" w:eastAsiaTheme="majorEastAsia" w:hAnsiTheme="majorHAnsi" w:cstheme="majorBidi"/>
+        <w:rFonts w:asciiTheme="majorHAnsi" w:eastAsiaTheme="majorEastAsia" w:hAnsiTheme="majorHAnsi" w:cstheme="majorBidi" w:eastAsia="Arial Unicode MS"/>
         <w:b/>
         <w:bCs/>
       </w:rPr>
@@ -3397,14 +3445,14 @@
     </w:tblStylePr>
     <w:tblStylePr w:type="firstCol">
       <w:rPr>
-        <w:rFonts w:asciiTheme="majorHAnsi" w:eastAsiaTheme="majorEastAsia" w:hAnsiTheme="majorHAnsi" w:cstheme="majorBidi"/>
+        <w:rFonts w:asciiTheme="majorHAnsi" w:eastAsiaTheme="majorEastAsia" w:hAnsiTheme="majorHAnsi" w:cstheme="majorBidi" w:eastAsia="Arial Unicode MS"/>
         <w:b/>
         <w:bCs/>
       </w:rPr>
     </w:tblStylePr>
     <w:tblStylePr w:type="lastCol">
       <w:rPr>
-        <w:rFonts w:asciiTheme="majorHAnsi" w:eastAsiaTheme="majorEastAsia" w:hAnsiTheme="majorHAnsi" w:cstheme="majorBidi"/>
+        <w:rFonts w:asciiTheme="majorHAnsi" w:eastAsiaTheme="majorEastAsia" w:hAnsiTheme="majorHAnsi" w:cstheme="majorBidi" w:eastAsia="Arial Unicode MS"/>
         <w:b/>
         <w:bCs/>
       </w:rPr>
@@ -3488,7 +3536,7 @@
         <w:spacing w:before="0" w:after="0" w:line="240" w:lineRule="auto"/>
       </w:pPr>
       <w:rPr>
-        <w:rFonts w:asciiTheme="majorHAnsi" w:eastAsiaTheme="majorEastAsia" w:hAnsiTheme="majorHAnsi" w:cstheme="majorBidi"/>
+        <w:rFonts w:asciiTheme="majorHAnsi" w:eastAsiaTheme="majorEastAsia" w:hAnsiTheme="majorHAnsi" w:cstheme="majorBidi" w:eastAsia="Arial Unicode MS"/>
         <w:b/>
         <w:bCs/>
       </w:rPr>
@@ -3509,7 +3557,7 @@
         <w:spacing w:before="0" w:after="0" w:line="240" w:lineRule="auto"/>
       </w:pPr>
       <w:rPr>
-        <w:rFonts w:asciiTheme="majorHAnsi" w:eastAsiaTheme="majorEastAsia" w:hAnsiTheme="majorHAnsi" w:cstheme="majorBidi"/>
+        <w:rFonts w:asciiTheme="majorHAnsi" w:eastAsiaTheme="majorEastAsia" w:hAnsiTheme="majorHAnsi" w:cstheme="majorBidi" w:eastAsia="Arial Unicode MS"/>
         <w:b/>
         <w:bCs/>
       </w:rPr>
@@ -3527,14 +3575,14 @@
     </w:tblStylePr>
     <w:tblStylePr w:type="firstCol">
       <w:rPr>
-        <w:rFonts w:asciiTheme="majorHAnsi" w:eastAsiaTheme="majorEastAsia" w:hAnsiTheme="majorHAnsi" w:cstheme="majorBidi"/>
+        <w:rFonts w:asciiTheme="majorHAnsi" w:eastAsiaTheme="majorEastAsia" w:hAnsiTheme="majorHAnsi" w:cstheme="majorBidi" w:eastAsia="Arial Unicode MS"/>
         <w:b/>
         <w:bCs/>
       </w:rPr>
     </w:tblStylePr>
     <w:tblStylePr w:type="lastCol">
       <w:rPr>
-        <w:rFonts w:asciiTheme="majorHAnsi" w:eastAsiaTheme="majorEastAsia" w:hAnsiTheme="majorHAnsi" w:cstheme="majorBidi"/>
+        <w:rFonts w:asciiTheme="majorHAnsi" w:eastAsiaTheme="majorEastAsia" w:hAnsiTheme="majorHAnsi" w:cstheme="majorBidi" w:eastAsia="Arial Unicode MS"/>
         <w:b/>
         <w:bCs/>
       </w:rPr>
@@ -3618,7 +3666,7 @@
         <w:spacing w:before="0" w:after="0" w:line="240" w:lineRule="auto"/>
       </w:pPr>
       <w:rPr>
-        <w:rFonts w:asciiTheme="majorHAnsi" w:eastAsiaTheme="majorEastAsia" w:hAnsiTheme="majorHAnsi" w:cstheme="majorBidi"/>
+        <w:rFonts w:asciiTheme="majorHAnsi" w:eastAsiaTheme="majorEastAsia" w:hAnsiTheme="majorHAnsi" w:cstheme="majorBidi" w:eastAsia="Arial Unicode MS"/>
         <w:b/>
         <w:bCs/>
       </w:rPr>
@@ -3639,7 +3687,7 @@
         <w:spacing w:before="0" w:after="0" w:line="240" w:lineRule="auto"/>
       </w:pPr>
       <w:rPr>
-        <w:rFonts w:asciiTheme="majorHAnsi" w:eastAsiaTheme="majorEastAsia" w:hAnsiTheme="majorHAnsi" w:cstheme="majorBidi"/>
+        <w:rFonts w:asciiTheme="majorHAnsi" w:eastAsiaTheme="majorEastAsia" w:hAnsiTheme="majorHAnsi" w:cstheme="majorBidi" w:eastAsia="Arial Unicode MS"/>
         <w:b/>
         <w:bCs/>
       </w:rPr>
@@ -3657,14 +3705,14 @@
     </w:tblStylePr>
     <w:tblStylePr w:type="firstCol">
       <w:rPr>
-        <w:rFonts w:asciiTheme="majorHAnsi" w:eastAsiaTheme="majorEastAsia" w:hAnsiTheme="majorHAnsi" w:cstheme="majorBidi"/>
+        <w:rFonts w:asciiTheme="majorHAnsi" w:eastAsiaTheme="majorEastAsia" w:hAnsiTheme="majorHAnsi" w:cstheme="majorBidi" w:eastAsia="Arial Unicode MS"/>
         <w:b/>
         <w:bCs/>
       </w:rPr>
     </w:tblStylePr>
     <w:tblStylePr w:type="lastCol">
       <w:rPr>
-        <w:rFonts w:asciiTheme="majorHAnsi" w:eastAsiaTheme="majorEastAsia" w:hAnsiTheme="majorHAnsi" w:cstheme="majorBidi"/>
+        <w:rFonts w:asciiTheme="majorHAnsi" w:eastAsiaTheme="majorEastAsia" w:hAnsiTheme="majorHAnsi" w:cstheme="majorBidi" w:eastAsia="Arial Unicode MS"/>
         <w:b/>
         <w:bCs/>
       </w:rPr>
@@ -5529,7 +5577,7 @@
     </w:tblPr>
     <w:tblStylePr w:type="firstRow">
       <w:rPr>
-        <w:rFonts w:asciiTheme="majorHAnsi" w:eastAsiaTheme="majorEastAsia" w:hAnsiTheme="majorHAnsi" w:cstheme="majorBidi"/>
+        <w:rFonts w:asciiTheme="majorHAnsi" w:eastAsiaTheme="majorEastAsia" w:hAnsiTheme="majorHAnsi" w:cstheme="majorBidi" w:eastAsia="Arial Unicode MS"/>
       </w:rPr>
       <w:tblPr/>
       <w:tcPr>
@@ -5613,7 +5661,7 @@
     </w:tblPr>
     <w:tblStylePr w:type="firstRow">
       <w:rPr>
-        <w:rFonts w:asciiTheme="majorHAnsi" w:eastAsiaTheme="majorEastAsia" w:hAnsiTheme="majorHAnsi" w:cstheme="majorBidi"/>
+        <w:rFonts w:asciiTheme="majorHAnsi" w:eastAsiaTheme="majorEastAsia" w:hAnsiTheme="majorHAnsi" w:cstheme="majorBidi" w:eastAsia="Arial Unicode MS"/>
       </w:rPr>
       <w:tblPr/>
       <w:tcPr>
@@ -5697,7 +5745,7 @@
     </w:tblPr>
     <w:tblStylePr w:type="firstRow">
       <w:rPr>
-        <w:rFonts w:asciiTheme="majorHAnsi" w:eastAsiaTheme="majorEastAsia" w:hAnsiTheme="majorHAnsi" w:cstheme="majorBidi"/>
+        <w:rFonts w:asciiTheme="majorHAnsi" w:eastAsiaTheme="majorEastAsia" w:hAnsiTheme="majorHAnsi" w:cstheme="majorBidi" w:eastAsia="Arial Unicode MS"/>
       </w:rPr>
       <w:tblPr/>
       <w:tcPr>
@@ -5781,7 +5829,7 @@
     </w:tblPr>
     <w:tblStylePr w:type="firstRow">
       <w:rPr>
-        <w:rFonts w:asciiTheme="majorHAnsi" w:eastAsiaTheme="majorEastAsia" w:hAnsiTheme="majorHAnsi" w:cstheme="majorBidi"/>
+        <w:rFonts w:asciiTheme="majorHAnsi" w:eastAsiaTheme="majorEastAsia" w:hAnsiTheme="majorHAnsi" w:cstheme="majorBidi" w:eastAsia="Arial Unicode MS"/>
       </w:rPr>
       <w:tblPr/>
       <w:tcPr>
@@ -5865,7 +5913,7 @@
     </w:tblPr>
     <w:tblStylePr w:type="firstRow">
       <w:rPr>
-        <w:rFonts w:asciiTheme="majorHAnsi" w:eastAsiaTheme="majorEastAsia" w:hAnsiTheme="majorHAnsi" w:cstheme="majorBidi"/>
+        <w:rFonts w:asciiTheme="majorHAnsi" w:eastAsiaTheme="majorEastAsia" w:hAnsiTheme="majorHAnsi" w:cstheme="majorBidi" w:eastAsia="Arial Unicode MS"/>
       </w:rPr>
       <w:tblPr/>
       <w:tcPr>
@@ -5949,7 +5997,7 @@
     </w:tblPr>
     <w:tblStylePr w:type="firstRow">
       <w:rPr>
-        <w:rFonts w:asciiTheme="majorHAnsi" w:eastAsiaTheme="majorEastAsia" w:hAnsiTheme="majorHAnsi" w:cstheme="majorBidi"/>
+        <w:rFonts w:asciiTheme="majorHAnsi" w:eastAsiaTheme="majorEastAsia" w:hAnsiTheme="majorHAnsi" w:cstheme="majorBidi" w:eastAsia="Arial Unicode MS"/>
       </w:rPr>
       <w:tblPr/>
       <w:tcPr>
@@ -6033,7 +6081,7 @@
     </w:tblPr>
     <w:tblStylePr w:type="firstRow">
       <w:rPr>
-        <w:rFonts w:asciiTheme="majorHAnsi" w:eastAsiaTheme="majorEastAsia" w:hAnsiTheme="majorHAnsi" w:cstheme="majorBidi"/>
+        <w:rFonts w:asciiTheme="majorHAnsi" w:eastAsiaTheme="majorEastAsia" w:hAnsiTheme="majorHAnsi" w:cstheme="majorBidi" w:eastAsia="Arial Unicode MS"/>
       </w:rPr>
       <w:tblPr/>
       <w:tcPr>
@@ -6098,7 +6146,7 @@
       <w:spacing w:after="0" w:line="240" w:lineRule="auto"/>
     </w:pPr>
     <w:rPr>
-      <w:rFonts w:asciiTheme="majorHAnsi" w:eastAsiaTheme="majorEastAsia" w:hAnsiTheme="majorHAnsi" w:cstheme="majorBidi"/>
+      <w:rFonts w:asciiTheme="majorHAnsi" w:eastAsiaTheme="majorEastAsia" w:hAnsiTheme="majorHAnsi" w:cstheme="majorBidi" w:eastAsia="Arial Unicode MS"/>
       <w:color w:val="000000" w:themeColor="text1"/>
     </w:rPr>
     <w:tblPr>
@@ -6226,7 +6274,7 @@
       <w:spacing w:after="0" w:line="240" w:lineRule="auto"/>
     </w:pPr>
     <w:rPr>
-      <w:rFonts w:asciiTheme="majorHAnsi" w:eastAsiaTheme="majorEastAsia" w:hAnsiTheme="majorHAnsi" w:cstheme="majorBidi"/>
+      <w:rFonts w:asciiTheme="majorHAnsi" w:eastAsiaTheme="majorEastAsia" w:hAnsiTheme="majorHAnsi" w:cstheme="majorBidi" w:eastAsia="Arial Unicode MS"/>
       <w:color w:val="000000" w:themeColor="text1"/>
     </w:rPr>
     <w:tblPr>
@@ -6354,7 +6402,7 @@
       <w:spacing w:after="0" w:line="240" w:lineRule="auto"/>
     </w:pPr>
     <w:rPr>
-      <w:rFonts w:asciiTheme="majorHAnsi" w:eastAsiaTheme="majorEastAsia" w:hAnsiTheme="majorHAnsi" w:cstheme="majorBidi"/>
+      <w:rFonts w:asciiTheme="majorHAnsi" w:eastAsiaTheme="majorEastAsia" w:hAnsiTheme="majorHAnsi" w:cstheme="majorBidi" w:eastAsia="Arial Unicode MS"/>
       <w:color w:val="000000" w:themeColor="text1"/>
     </w:rPr>
     <w:tblPr>
@@ -6482,7 +6530,7 @@
       <w:spacing w:after="0" w:line="240" w:lineRule="auto"/>
     </w:pPr>
     <w:rPr>
-      <w:rFonts w:asciiTheme="majorHAnsi" w:eastAsiaTheme="majorEastAsia" w:hAnsiTheme="majorHAnsi" w:cstheme="majorBidi"/>
+      <w:rFonts w:asciiTheme="majorHAnsi" w:eastAsiaTheme="majorEastAsia" w:hAnsiTheme="majorHAnsi" w:cstheme="majorBidi" w:eastAsia="Arial Unicode MS"/>
       <w:color w:val="000000" w:themeColor="text1"/>
     </w:rPr>
     <w:tblPr>
@@ -6610,7 +6658,7 @@
       <w:spacing w:after="0" w:line="240" w:lineRule="auto"/>
     </w:pPr>
     <w:rPr>
-      <w:rFonts w:asciiTheme="majorHAnsi" w:eastAsiaTheme="majorEastAsia" w:hAnsiTheme="majorHAnsi" w:cstheme="majorBidi"/>
+      <w:rFonts w:asciiTheme="majorHAnsi" w:eastAsiaTheme="majorEastAsia" w:hAnsiTheme="majorHAnsi" w:cstheme="majorBidi" w:eastAsia="Arial Unicode MS"/>
       <w:color w:val="000000" w:themeColor="text1"/>
     </w:rPr>
     <w:tblPr>
@@ -6738,7 +6786,7 @@
       <w:spacing w:after="0" w:line="240" w:lineRule="auto"/>
     </w:pPr>
     <w:rPr>
-      <w:rFonts w:asciiTheme="majorHAnsi" w:eastAsiaTheme="majorEastAsia" w:hAnsiTheme="majorHAnsi" w:cstheme="majorBidi"/>
+      <w:rFonts w:asciiTheme="majorHAnsi" w:eastAsiaTheme="majorEastAsia" w:hAnsiTheme="majorHAnsi" w:cstheme="majorBidi" w:eastAsia="Arial Unicode MS"/>
       <w:color w:val="000000" w:themeColor="text1"/>
     </w:rPr>
     <w:tblPr>
@@ -6866,7 +6914,7 @@
       <w:spacing w:after="0" w:line="240" w:lineRule="auto"/>
     </w:pPr>
     <w:rPr>
-      <w:rFonts w:asciiTheme="majorHAnsi" w:eastAsiaTheme="majorEastAsia" w:hAnsiTheme="majorHAnsi" w:cstheme="majorBidi"/>
+      <w:rFonts w:asciiTheme="majorHAnsi" w:eastAsiaTheme="majorEastAsia" w:hAnsiTheme="majorHAnsi" w:cstheme="majorBidi" w:eastAsia="Arial Unicode MS"/>
       <w:color w:val="000000" w:themeColor="text1"/>
     </w:rPr>
     <w:tblPr>
@@ -7505,7 +7553,7 @@
       <w:spacing w:after="0" w:line="240" w:lineRule="auto"/>
     </w:pPr>
     <w:rPr>
-      <w:rFonts w:asciiTheme="majorHAnsi" w:eastAsiaTheme="majorEastAsia" w:hAnsiTheme="majorHAnsi" w:cstheme="majorBidi"/>
+      <w:rFonts w:asciiTheme="majorHAnsi" w:eastAsiaTheme="majorEastAsia" w:hAnsiTheme="majorHAnsi" w:cstheme="majorBidi" w:eastAsia="Arial Unicode MS"/>
       <w:color w:val="000000" w:themeColor="text1"/>
     </w:rPr>
     <w:tblPr>
@@ -7630,7 +7678,7 @@
       <w:spacing w:after="0" w:line="240" w:lineRule="auto"/>
     </w:pPr>
     <w:rPr>
-      <w:rFonts w:asciiTheme="majorHAnsi" w:eastAsiaTheme="majorEastAsia" w:hAnsiTheme="majorHAnsi" w:cstheme="majorBidi"/>
+      <w:rFonts w:asciiTheme="majorHAnsi" w:eastAsiaTheme="majorEastAsia" w:hAnsiTheme="majorHAnsi" w:cstheme="majorBidi" w:eastAsia="Arial Unicode MS"/>
       <w:color w:val="000000" w:themeColor="text1"/>
     </w:rPr>
     <w:tblPr>
@@ -7755,7 +7803,7 @@
       <w:spacing w:after="0" w:line="240" w:lineRule="auto"/>
     </w:pPr>
     <w:rPr>
-      <w:rFonts w:asciiTheme="majorHAnsi" w:eastAsiaTheme="majorEastAsia" w:hAnsiTheme="majorHAnsi" w:cstheme="majorBidi"/>
+      <w:rFonts w:asciiTheme="majorHAnsi" w:eastAsiaTheme="majorEastAsia" w:hAnsiTheme="majorHAnsi" w:cstheme="majorBidi" w:eastAsia="Arial Unicode MS"/>
       <w:color w:val="000000" w:themeColor="text1"/>
     </w:rPr>
     <w:tblPr>
@@ -7880,7 +7928,7 @@
       <w:spacing w:after="0" w:line="240" w:lineRule="auto"/>
     </w:pPr>
     <w:rPr>
-      <w:rFonts w:asciiTheme="majorHAnsi" w:eastAsiaTheme="majorEastAsia" w:hAnsiTheme="majorHAnsi" w:cstheme="majorBidi"/>
+      <w:rFonts w:asciiTheme="majorHAnsi" w:eastAsiaTheme="majorEastAsia" w:hAnsiTheme="majorHAnsi" w:cstheme="majorBidi" w:eastAsia="Arial Unicode MS"/>
       <w:color w:val="000000" w:themeColor="text1"/>
     </w:rPr>
     <w:tblPr>
@@ -8005,7 +8053,7 @@
       <w:spacing w:after="0" w:line="240" w:lineRule="auto"/>
     </w:pPr>
     <w:rPr>
-      <w:rFonts w:asciiTheme="majorHAnsi" w:eastAsiaTheme="majorEastAsia" w:hAnsiTheme="majorHAnsi" w:cstheme="majorBidi"/>
+      <w:rFonts w:asciiTheme="majorHAnsi" w:eastAsiaTheme="majorEastAsia" w:hAnsiTheme="majorHAnsi" w:cstheme="majorBidi" w:eastAsia="Arial Unicode MS"/>
       <w:color w:val="000000" w:themeColor="text1"/>
     </w:rPr>
     <w:tblPr>
@@ -8130,7 +8178,7 @@
       <w:spacing w:after="0" w:line="240" w:lineRule="auto"/>
     </w:pPr>
     <w:rPr>
-      <w:rFonts w:asciiTheme="majorHAnsi" w:eastAsiaTheme="majorEastAsia" w:hAnsiTheme="majorHAnsi" w:cstheme="majorBidi"/>
+      <w:rFonts w:asciiTheme="majorHAnsi" w:eastAsiaTheme="majorEastAsia" w:hAnsiTheme="majorHAnsi" w:cstheme="majorBidi" w:eastAsia="Arial Unicode MS"/>
       <w:color w:val="000000" w:themeColor="text1"/>
     </w:rPr>
     <w:tblPr>
@@ -8255,7 +8303,7 @@
       <w:spacing w:after="0" w:line="240" w:lineRule="auto"/>
     </w:pPr>
     <w:rPr>
-      <w:rFonts w:asciiTheme="majorHAnsi" w:eastAsiaTheme="majorEastAsia" w:hAnsiTheme="majorHAnsi" w:cstheme="majorBidi"/>
+      <w:rFonts w:asciiTheme="majorHAnsi" w:eastAsiaTheme="majorEastAsia" w:hAnsiTheme="majorHAnsi" w:cstheme="majorBidi" w:eastAsia="Arial Unicode MS"/>
       <w:color w:val="000000" w:themeColor="text1"/>
     </w:rPr>
     <w:tblPr>
@@ -12170,10 +12218,10 @@
   <w:docDefaults>
     <w:rPrDefault>
       <w:rPr>
-        <w:rFonts w:asciiTheme="minorHAnsi" w:eastAsiaTheme="minorEastAsia" w:hAnsiTheme="minorHAnsi" w:cstheme="minorBidi"/>
+        <w:rFonts w:asciiTheme="minorHAnsi" w:eastAsiaTheme="minorEastAsia" w:hAnsiTheme="minorHAnsi" w:cstheme="minorBidi" w:eastAsia="Arial Unicode MS"/>
         <w:sz w:val="22"/>
         <w:szCs w:val="22"/>
-        <w:lang w:val="en-US" w:eastAsia="en-US" w:bidi="ar-SA"/>
+        <w:lang w:val="en-US" w:eastAsia="Arial Unicode MS" w:bidi="ar-SA"/>
       </w:rPr>
     </w:rPrDefault>
     <w:pPrDefault>
@@ -12341,7 +12389,7 @@
       <w:outlineLvl w:val="0"/>
     </w:pPr>
     <w:rPr>
-      <w:rFonts w:asciiTheme="majorHAnsi" w:eastAsiaTheme="majorEastAsia" w:hAnsiTheme="majorHAnsi" w:cstheme="majorBidi"/>
+      <w:rFonts w:asciiTheme="majorHAnsi" w:eastAsiaTheme="majorEastAsia" w:hAnsiTheme="majorHAnsi" w:cstheme="majorBidi" w:eastAsia="Arial Unicode MS"/>
       <w:b/>
       <w:bCs/>
       <w:color w:val="365F91" w:themeColor="accent1" w:themeShade="BF"/>
@@ -12365,7 +12413,7 @@
       <w:outlineLvl w:val="1"/>
     </w:pPr>
     <w:rPr>
-      <w:rFonts w:asciiTheme="majorHAnsi" w:eastAsiaTheme="majorEastAsia" w:hAnsiTheme="majorHAnsi" w:cstheme="majorBidi"/>
+      <w:rFonts w:asciiTheme="majorHAnsi" w:eastAsiaTheme="majorEastAsia" w:hAnsiTheme="majorHAnsi" w:cstheme="majorBidi" w:eastAsia="Arial Unicode MS"/>
       <w:b/>
       <w:bCs/>
       <w:color w:val="4F81BD" w:themeColor="accent1"/>
@@ -12389,7 +12437,7 @@
       <w:outlineLvl w:val="2"/>
     </w:pPr>
     <w:rPr>
-      <w:rFonts w:asciiTheme="majorHAnsi" w:eastAsiaTheme="majorEastAsia" w:hAnsiTheme="majorHAnsi" w:cstheme="majorBidi"/>
+      <w:rFonts w:asciiTheme="majorHAnsi" w:eastAsiaTheme="majorEastAsia" w:hAnsiTheme="majorHAnsi" w:cstheme="majorBidi" w:eastAsia="Arial Unicode MS"/>
       <w:b/>
       <w:bCs/>
       <w:color w:val="4F81BD" w:themeColor="accent1"/>
@@ -12412,7 +12460,7 @@
       <w:outlineLvl w:val="3"/>
     </w:pPr>
     <w:rPr>
-      <w:rFonts w:asciiTheme="majorHAnsi" w:eastAsiaTheme="majorEastAsia" w:hAnsiTheme="majorHAnsi" w:cstheme="majorBidi"/>
+      <w:rFonts w:asciiTheme="majorHAnsi" w:eastAsiaTheme="majorEastAsia" w:hAnsiTheme="majorHAnsi" w:cstheme="majorBidi" w:eastAsia="Arial Unicode MS"/>
       <w:b/>
       <w:bCs/>
       <w:i/>
@@ -12437,7 +12485,7 @@
       <w:outlineLvl w:val="4"/>
     </w:pPr>
     <w:rPr>
-      <w:rFonts w:asciiTheme="majorHAnsi" w:eastAsiaTheme="majorEastAsia" w:hAnsiTheme="majorHAnsi" w:cstheme="majorBidi"/>
+      <w:rFonts w:asciiTheme="majorHAnsi" w:eastAsiaTheme="majorEastAsia" w:hAnsiTheme="majorHAnsi" w:cstheme="majorBidi" w:eastAsia="Arial Unicode MS"/>
       <w:color w:val="243F60" w:themeColor="accent1" w:themeShade="7F"/>
     </w:rPr>
   </w:style>
@@ -12458,7 +12506,7 @@
       <w:outlineLvl w:val="5"/>
     </w:pPr>
     <w:rPr>
-      <w:rFonts w:asciiTheme="majorHAnsi" w:eastAsiaTheme="majorEastAsia" w:hAnsiTheme="majorHAnsi" w:cstheme="majorBidi"/>
+      <w:rFonts w:asciiTheme="majorHAnsi" w:eastAsiaTheme="majorEastAsia" w:hAnsiTheme="majorHAnsi" w:cstheme="majorBidi" w:eastAsia="Arial Unicode MS"/>
       <w:i/>
       <w:iCs/>
       <w:color w:val="243F60" w:themeColor="accent1" w:themeShade="7F"/>
@@ -12481,7 +12529,7 @@
       <w:outlineLvl w:val="6"/>
     </w:pPr>
     <w:rPr>
-      <w:rFonts w:asciiTheme="majorHAnsi" w:eastAsiaTheme="majorEastAsia" w:hAnsiTheme="majorHAnsi" w:cstheme="majorBidi"/>
+      <w:rFonts w:asciiTheme="majorHAnsi" w:eastAsiaTheme="majorEastAsia" w:hAnsiTheme="majorHAnsi" w:cstheme="majorBidi" w:eastAsia="Arial Unicode MS"/>
       <w:i/>
       <w:iCs/>
       <w:color w:val="404040" w:themeColor="text1" w:themeTint="BF"/>
@@ -12504,7 +12552,7 @@
       <w:outlineLvl w:val="7"/>
     </w:pPr>
     <w:rPr>
-      <w:rFonts w:asciiTheme="majorHAnsi" w:eastAsiaTheme="majorEastAsia" w:hAnsiTheme="majorHAnsi" w:cstheme="majorBidi"/>
+      <w:rFonts w:asciiTheme="majorHAnsi" w:eastAsiaTheme="majorEastAsia" w:hAnsiTheme="majorHAnsi" w:cstheme="majorBidi" w:eastAsia="Arial Unicode MS"/>
       <w:color w:val="4F81BD" w:themeColor="accent1"/>
       <w:sz w:val="20"/>
       <w:szCs w:val="20"/>
@@ -12527,7 +12575,7 @@
       <w:outlineLvl w:val="8"/>
     </w:pPr>
     <w:rPr>
-      <w:rFonts w:asciiTheme="majorHAnsi" w:eastAsiaTheme="majorEastAsia" w:hAnsiTheme="majorHAnsi" w:cstheme="majorBidi"/>
+      <w:rFonts w:asciiTheme="majorHAnsi" w:eastAsiaTheme="majorEastAsia" w:hAnsiTheme="majorHAnsi" w:cstheme="majorBidi" w:eastAsia="Arial Unicode MS"/>
       <w:i/>
       <w:iCs/>
       <w:color w:val="404040" w:themeColor="text1" w:themeTint="BF"/>
@@ -12578,7 +12626,7 @@
     <w:uiPriority w:val="9"/>
     <w:rsid w:val="00FC693F"/>
     <w:rPr>
-      <w:rFonts w:asciiTheme="majorHAnsi" w:eastAsiaTheme="majorEastAsia" w:hAnsiTheme="majorHAnsi" w:cstheme="majorBidi"/>
+      <w:rFonts w:asciiTheme="majorHAnsi" w:eastAsiaTheme="majorEastAsia" w:hAnsiTheme="majorHAnsi" w:cstheme="majorBidi" w:eastAsia="Arial Unicode MS"/>
       <w:b/>
       <w:bCs/>
       <w:color w:val="365F91" w:themeColor="accent1" w:themeShade="BF"/>
@@ -12593,7 +12641,7 @@
     <w:uiPriority w:val="9"/>
     <w:rsid w:val="00FC693F"/>
     <w:rPr>
-      <w:rFonts w:asciiTheme="majorHAnsi" w:eastAsiaTheme="majorEastAsia" w:hAnsiTheme="majorHAnsi" w:cstheme="majorBidi"/>
+      <w:rFonts w:asciiTheme="majorHAnsi" w:eastAsiaTheme="majorEastAsia" w:hAnsiTheme="majorHAnsi" w:cstheme="majorBidi" w:eastAsia="Arial Unicode MS"/>
       <w:b/>
       <w:bCs/>
       <w:color w:val="4F81BD" w:themeColor="accent1"/>
@@ -12608,7 +12656,7 @@
     <w:uiPriority w:val="9"/>
     <w:rsid w:val="00FC693F"/>
     <w:rPr>
-      <w:rFonts w:asciiTheme="majorHAnsi" w:eastAsiaTheme="majorEastAsia" w:hAnsiTheme="majorHAnsi" w:cstheme="majorBidi"/>
+      <w:rFonts w:asciiTheme="majorHAnsi" w:eastAsiaTheme="majorEastAsia" w:hAnsiTheme="majorHAnsi" w:cstheme="majorBidi" w:eastAsia="Arial Unicode MS"/>
       <w:b/>
       <w:bCs/>
       <w:color w:val="4F81BD" w:themeColor="accent1"/>
@@ -12630,7 +12678,7 @@
       <w:contextualSpacing/>
     </w:pPr>
     <w:rPr>
-      <w:rFonts w:asciiTheme="majorHAnsi" w:eastAsiaTheme="majorEastAsia" w:hAnsiTheme="majorHAnsi" w:cstheme="majorBidi"/>
+      <w:rFonts w:asciiTheme="majorHAnsi" w:eastAsiaTheme="majorEastAsia" w:hAnsiTheme="majorHAnsi" w:cstheme="majorBidi" w:eastAsia="Arial Unicode MS"/>
       <w:color w:val="17365D" w:themeColor="text2" w:themeShade="BF"/>
       <w:spacing w:val="5"/>
       <w:kern w:val="28"/>
@@ -12645,7 +12693,7 @@
     <w:uiPriority w:val="10"/>
     <w:rsid w:val="00FC693F"/>
     <w:rPr>
-      <w:rFonts w:asciiTheme="majorHAnsi" w:eastAsiaTheme="majorEastAsia" w:hAnsiTheme="majorHAnsi" w:cstheme="majorBidi"/>
+      <w:rFonts w:asciiTheme="majorHAnsi" w:eastAsiaTheme="majorEastAsia" w:hAnsiTheme="majorHAnsi" w:cstheme="majorBidi" w:eastAsia="Arial Unicode MS"/>
       <w:color w:val="17365D" w:themeColor="text2" w:themeShade="BF"/>
       <w:spacing w:val="5"/>
       <w:kern w:val="28"/>
@@ -12667,7 +12715,7 @@
       </w:numPr>
     </w:pPr>
     <w:rPr>
-      <w:rFonts w:asciiTheme="majorHAnsi" w:eastAsiaTheme="majorEastAsia" w:hAnsiTheme="majorHAnsi" w:cstheme="majorBidi"/>
+      <w:rFonts w:asciiTheme="majorHAnsi" w:eastAsiaTheme="majorEastAsia" w:hAnsiTheme="majorHAnsi" w:cstheme="majorBidi" w:eastAsia="Arial Unicode MS"/>
       <w:i/>
       <w:iCs/>
       <w:color w:val="4F81BD" w:themeColor="accent1"/>
@@ -12683,7 +12731,7 @@
     <w:uiPriority w:val="11"/>
     <w:rsid w:val="00FC693F"/>
     <w:rPr>
-      <w:rFonts w:asciiTheme="majorHAnsi" w:eastAsiaTheme="majorEastAsia" w:hAnsiTheme="majorHAnsi" w:cstheme="majorBidi"/>
+      <w:rFonts w:asciiTheme="majorHAnsi" w:eastAsiaTheme="majorEastAsia" w:hAnsiTheme="majorHAnsi" w:cstheme="majorBidi" w:eastAsia="Arial Unicode MS"/>
       <w:i/>
       <w:iCs/>
       <w:color w:val="4F81BD" w:themeColor="accent1"/>
@@ -12930,7 +12978,7 @@
       </w:tabs>
     </w:pPr>
     <w:rPr>
-      <w:rFonts w:ascii="Courier" w:hAnsi="Courier"/>
+      <w:rFonts w:ascii="Arial Unicode MS" w:hAnsi="Arial Unicode MS" w:eastAsia="Arial Unicode MS"/>
       <w:sz w:val="20"/>
       <w:szCs w:val="20"/>
     </w:rPr>
@@ -12942,7 +12990,7 @@
     <w:uiPriority w:val="99"/>
     <w:rsid w:val="0029639D"/>
     <w:rPr>
-      <w:rFonts w:ascii="Courier" w:hAnsi="Courier"/>
+      <w:rFonts w:ascii="Arial Unicode MS" w:hAnsi="Arial Unicode MS" w:eastAsia="Arial Unicode MS"/>
       <w:sz w:val="20"/>
       <w:szCs w:val="20"/>
     </w:rPr>
@@ -12981,7 +13029,7 @@
     <w:semiHidden/>
     <w:rsid w:val="00FC693F"/>
     <w:rPr>
-      <w:rFonts w:asciiTheme="majorHAnsi" w:eastAsiaTheme="majorEastAsia" w:hAnsiTheme="majorHAnsi" w:cstheme="majorBidi"/>
+      <w:rFonts w:asciiTheme="majorHAnsi" w:eastAsiaTheme="majorEastAsia" w:hAnsiTheme="majorHAnsi" w:cstheme="majorBidi" w:eastAsia="Arial Unicode MS"/>
       <w:b/>
       <w:bCs/>
       <w:i/>
@@ -12997,7 +13045,7 @@
     <w:semiHidden/>
     <w:rsid w:val="00FC693F"/>
     <w:rPr>
-      <w:rFonts w:asciiTheme="majorHAnsi" w:eastAsiaTheme="majorEastAsia" w:hAnsiTheme="majorHAnsi" w:cstheme="majorBidi"/>
+      <w:rFonts w:asciiTheme="majorHAnsi" w:eastAsiaTheme="majorEastAsia" w:hAnsiTheme="majorHAnsi" w:cstheme="majorBidi" w:eastAsia="Arial Unicode MS"/>
       <w:color w:val="243F60" w:themeColor="accent1" w:themeShade="7F"/>
     </w:rPr>
   </w:style>
@@ -13009,7 +13057,7 @@
     <w:semiHidden/>
     <w:rsid w:val="00FC693F"/>
     <w:rPr>
-      <w:rFonts w:asciiTheme="majorHAnsi" w:eastAsiaTheme="majorEastAsia" w:hAnsiTheme="majorHAnsi" w:cstheme="majorBidi"/>
+      <w:rFonts w:asciiTheme="majorHAnsi" w:eastAsiaTheme="majorEastAsia" w:hAnsiTheme="majorHAnsi" w:cstheme="majorBidi" w:eastAsia="Arial Unicode MS"/>
       <w:i/>
       <w:iCs/>
       <w:color w:val="243F60" w:themeColor="accent1" w:themeShade="7F"/>
@@ -13023,7 +13071,7 @@
     <w:semiHidden/>
     <w:rsid w:val="00FC693F"/>
     <w:rPr>
-      <w:rFonts w:asciiTheme="majorHAnsi" w:eastAsiaTheme="majorEastAsia" w:hAnsiTheme="majorHAnsi" w:cstheme="majorBidi"/>
+      <w:rFonts w:asciiTheme="majorHAnsi" w:eastAsiaTheme="majorEastAsia" w:hAnsiTheme="majorHAnsi" w:cstheme="majorBidi" w:eastAsia="Arial Unicode MS"/>
       <w:i/>
       <w:iCs/>
       <w:color w:val="404040" w:themeColor="text1" w:themeTint="BF"/>
@@ -13037,7 +13085,7 @@
     <w:semiHidden/>
     <w:rsid w:val="00FC693F"/>
     <w:rPr>
-      <w:rFonts w:asciiTheme="majorHAnsi" w:eastAsiaTheme="majorEastAsia" w:hAnsiTheme="majorHAnsi" w:cstheme="majorBidi"/>
+      <w:rFonts w:asciiTheme="majorHAnsi" w:eastAsiaTheme="majorEastAsia" w:hAnsiTheme="majorHAnsi" w:cstheme="majorBidi" w:eastAsia="Arial Unicode MS"/>
       <w:color w:val="4F81BD" w:themeColor="accent1"/>
       <w:sz w:val="20"/>
       <w:szCs w:val="20"/>
@@ -13051,7 +13099,7 @@
     <w:semiHidden/>
     <w:rsid w:val="00FC693F"/>
     <w:rPr>
-      <w:rFonts w:asciiTheme="majorHAnsi" w:eastAsiaTheme="majorEastAsia" w:hAnsiTheme="majorHAnsi" w:cstheme="majorBidi"/>
+      <w:rFonts w:asciiTheme="majorHAnsi" w:eastAsiaTheme="majorEastAsia" w:hAnsiTheme="majorHAnsi" w:cstheme="majorBidi" w:eastAsia="Arial Unicode MS"/>
       <w:i/>
       <w:iCs/>
       <w:color w:val="404040" w:themeColor="text1" w:themeTint="BF"/>
@@ -14640,7 +14688,7 @@
         <w:spacing w:before="0" w:after="0" w:line="240" w:lineRule="auto"/>
       </w:pPr>
       <w:rPr>
-        <w:rFonts w:asciiTheme="majorHAnsi" w:eastAsiaTheme="majorEastAsia" w:hAnsiTheme="majorHAnsi" w:cstheme="majorBidi"/>
+        <w:rFonts w:asciiTheme="majorHAnsi" w:eastAsiaTheme="majorEastAsia" w:hAnsiTheme="majorHAnsi" w:cstheme="majorBidi" w:eastAsia="Arial Unicode MS"/>
         <w:b/>
         <w:bCs/>
       </w:rPr>
@@ -14661,7 +14709,7 @@
         <w:spacing w:before="0" w:after="0" w:line="240" w:lineRule="auto"/>
       </w:pPr>
       <w:rPr>
-        <w:rFonts w:asciiTheme="majorHAnsi" w:eastAsiaTheme="majorEastAsia" w:hAnsiTheme="majorHAnsi" w:cstheme="majorBidi"/>
+        <w:rFonts w:asciiTheme="majorHAnsi" w:eastAsiaTheme="majorEastAsia" w:hAnsiTheme="majorHAnsi" w:cstheme="majorBidi" w:eastAsia="Arial Unicode MS"/>
         <w:b/>
         <w:bCs/>
       </w:rPr>
@@ -14679,14 +14727,14 @@
     </w:tblStylePr>
     <w:tblStylePr w:type="firstCol">
       <w:rPr>
-        <w:rFonts w:asciiTheme="majorHAnsi" w:eastAsiaTheme="majorEastAsia" w:hAnsiTheme="majorHAnsi" w:cstheme="majorBidi"/>
+        <w:rFonts w:asciiTheme="majorHAnsi" w:eastAsiaTheme="majorEastAsia" w:hAnsiTheme="majorHAnsi" w:cstheme="majorBidi" w:eastAsia="Arial Unicode MS"/>
         <w:b/>
         <w:bCs/>
       </w:rPr>
     </w:tblStylePr>
     <w:tblStylePr w:type="lastCol">
       <w:rPr>
-        <w:rFonts w:asciiTheme="majorHAnsi" w:eastAsiaTheme="majorEastAsia" w:hAnsiTheme="majorHAnsi" w:cstheme="majorBidi"/>
+        <w:rFonts w:asciiTheme="majorHAnsi" w:eastAsiaTheme="majorEastAsia" w:hAnsiTheme="majorHAnsi" w:cstheme="majorBidi" w:eastAsia="Arial Unicode MS"/>
         <w:b/>
         <w:bCs/>
       </w:rPr>
@@ -14770,7 +14818,7 @@
         <w:spacing w:before="0" w:after="0" w:line="240" w:lineRule="auto"/>
       </w:pPr>
       <w:rPr>
-        <w:rFonts w:asciiTheme="majorHAnsi" w:eastAsiaTheme="majorEastAsia" w:hAnsiTheme="majorHAnsi" w:cstheme="majorBidi"/>
+        <w:rFonts w:asciiTheme="majorHAnsi" w:eastAsiaTheme="majorEastAsia" w:hAnsiTheme="majorHAnsi" w:cstheme="majorBidi" w:eastAsia="Arial Unicode MS"/>
         <w:b/>
         <w:bCs/>
       </w:rPr>
@@ -14791,7 +14839,7 @@
         <w:spacing w:before="0" w:after="0" w:line="240" w:lineRule="auto"/>
       </w:pPr>
       <w:rPr>
-        <w:rFonts w:asciiTheme="majorHAnsi" w:eastAsiaTheme="majorEastAsia" w:hAnsiTheme="majorHAnsi" w:cstheme="majorBidi"/>
+        <w:rFonts w:asciiTheme="majorHAnsi" w:eastAsiaTheme="majorEastAsia" w:hAnsiTheme="majorHAnsi" w:cstheme="majorBidi" w:eastAsia="Arial Unicode MS"/>
         <w:b/>
         <w:bCs/>
       </w:rPr>
@@ -14809,14 +14857,14 @@
     </w:tblStylePr>
     <w:tblStylePr w:type="firstCol">
       <w:rPr>
-        <w:rFonts w:asciiTheme="majorHAnsi" w:eastAsiaTheme="majorEastAsia" w:hAnsiTheme="majorHAnsi" w:cstheme="majorBidi"/>
+        <w:rFonts w:asciiTheme="majorHAnsi" w:eastAsiaTheme="majorEastAsia" w:hAnsiTheme="majorHAnsi" w:cstheme="majorBidi" w:eastAsia="Arial Unicode MS"/>
         <w:b/>
         <w:bCs/>
       </w:rPr>
     </w:tblStylePr>
     <w:tblStylePr w:type="lastCol">
       <w:rPr>
-        <w:rFonts w:asciiTheme="majorHAnsi" w:eastAsiaTheme="majorEastAsia" w:hAnsiTheme="majorHAnsi" w:cstheme="majorBidi"/>
+        <w:rFonts w:asciiTheme="majorHAnsi" w:eastAsiaTheme="majorEastAsia" w:hAnsiTheme="majorHAnsi" w:cstheme="majorBidi" w:eastAsia="Arial Unicode MS"/>
         <w:b/>
         <w:bCs/>
       </w:rPr>
@@ -14900,7 +14948,7 @@
         <w:spacing w:before="0" w:after="0" w:line="240" w:lineRule="auto"/>
       </w:pPr>
       <w:rPr>
-        <w:rFonts w:asciiTheme="majorHAnsi" w:eastAsiaTheme="majorEastAsia" w:hAnsiTheme="majorHAnsi" w:cstheme="majorBidi"/>
+        <w:rFonts w:asciiTheme="majorHAnsi" w:eastAsiaTheme="majorEastAsia" w:hAnsiTheme="majorHAnsi" w:cstheme="majorBidi" w:eastAsia="Arial Unicode MS"/>
         <w:b/>
         <w:bCs/>
       </w:rPr>
@@ -14921,7 +14969,7 @@
         <w:spacing w:before="0" w:after="0" w:line="240" w:lineRule="auto"/>
       </w:pPr>
       <w:rPr>
-        <w:rFonts w:asciiTheme="majorHAnsi" w:eastAsiaTheme="majorEastAsia" w:hAnsiTheme="majorHAnsi" w:cstheme="majorBidi"/>
+        <w:rFonts w:asciiTheme="majorHAnsi" w:eastAsiaTheme="majorEastAsia" w:hAnsiTheme="majorHAnsi" w:cstheme="majorBidi" w:eastAsia="Arial Unicode MS"/>
         <w:b/>
         <w:bCs/>
       </w:rPr>
@@ -14939,14 +14987,14 @@
     </w:tblStylePr>
     <w:tblStylePr w:type="firstCol">
       <w:rPr>
-        <w:rFonts w:asciiTheme="majorHAnsi" w:eastAsiaTheme="majorEastAsia" w:hAnsiTheme="majorHAnsi" w:cstheme="majorBidi"/>
+        <w:rFonts w:asciiTheme="majorHAnsi" w:eastAsiaTheme="majorEastAsia" w:hAnsiTheme="majorHAnsi" w:cstheme="majorBidi" w:eastAsia="Arial Unicode MS"/>
         <w:b/>
         <w:bCs/>
       </w:rPr>
     </w:tblStylePr>
     <w:tblStylePr w:type="lastCol">
       <w:rPr>
-        <w:rFonts w:asciiTheme="majorHAnsi" w:eastAsiaTheme="majorEastAsia" w:hAnsiTheme="majorHAnsi" w:cstheme="majorBidi"/>
+        <w:rFonts w:asciiTheme="majorHAnsi" w:eastAsiaTheme="majorEastAsia" w:hAnsiTheme="majorHAnsi" w:cstheme="majorBidi" w:eastAsia="Arial Unicode MS"/>
         <w:b/>
         <w:bCs/>
       </w:rPr>
@@ -15030,7 +15078,7 @@
         <w:spacing w:before="0" w:after="0" w:line="240" w:lineRule="auto"/>
       </w:pPr>
       <w:rPr>
-        <w:rFonts w:asciiTheme="majorHAnsi" w:eastAsiaTheme="majorEastAsia" w:hAnsiTheme="majorHAnsi" w:cstheme="majorBidi"/>
+        <w:rFonts w:asciiTheme="majorHAnsi" w:eastAsiaTheme="majorEastAsia" w:hAnsiTheme="majorHAnsi" w:cstheme="majorBidi" w:eastAsia="Arial Unicode MS"/>
         <w:b/>
         <w:bCs/>
       </w:rPr>
@@ -15051,7 +15099,7 @@
         <w:spacing w:before="0" w:after="0" w:line="240" w:lineRule="auto"/>
       </w:pPr>
       <w:rPr>
-        <w:rFonts w:asciiTheme="majorHAnsi" w:eastAsiaTheme="majorEastAsia" w:hAnsiTheme="majorHAnsi" w:cstheme="majorBidi"/>
+        <w:rFonts w:asciiTheme="majorHAnsi" w:eastAsiaTheme="majorEastAsia" w:hAnsiTheme="majorHAnsi" w:cstheme="majorBidi" w:eastAsia="Arial Unicode MS"/>
         <w:b/>
         <w:bCs/>
       </w:rPr>
@@ -15069,14 +15117,14 @@
     </w:tblStylePr>
     <w:tblStylePr w:type="firstCol">
       <w:rPr>
-        <w:rFonts w:asciiTheme="majorHAnsi" w:eastAsiaTheme="majorEastAsia" w:hAnsiTheme="majorHAnsi" w:cstheme="majorBidi"/>
+        <w:rFonts w:asciiTheme="majorHAnsi" w:eastAsiaTheme="majorEastAsia" w:hAnsiTheme="majorHAnsi" w:cstheme="majorBidi" w:eastAsia="Arial Unicode MS"/>
         <w:b/>
         <w:bCs/>
       </w:rPr>
     </w:tblStylePr>
     <w:tblStylePr w:type="lastCol">
       <w:rPr>
-        <w:rFonts w:asciiTheme="majorHAnsi" w:eastAsiaTheme="majorEastAsia" w:hAnsiTheme="majorHAnsi" w:cstheme="majorBidi"/>
+        <w:rFonts w:asciiTheme="majorHAnsi" w:eastAsiaTheme="majorEastAsia" w:hAnsiTheme="majorHAnsi" w:cstheme="majorBidi" w:eastAsia="Arial Unicode MS"/>
         <w:b/>
         <w:bCs/>
       </w:rPr>
@@ -15160,7 +15208,7 @@
         <w:spacing w:before="0" w:after="0" w:line="240" w:lineRule="auto"/>
       </w:pPr>
       <w:rPr>
-        <w:rFonts w:asciiTheme="majorHAnsi" w:eastAsiaTheme="majorEastAsia" w:hAnsiTheme="majorHAnsi" w:cstheme="majorBidi"/>
+        <w:rFonts w:asciiTheme="majorHAnsi" w:eastAsiaTheme="majorEastAsia" w:hAnsiTheme="majorHAnsi" w:cstheme="majorBidi" w:eastAsia="Arial Unicode MS"/>
         <w:b/>
         <w:bCs/>
       </w:rPr>
@@ -15181,7 +15229,7 @@
         <w:spacing w:before="0" w:after="0" w:line="240" w:lineRule="auto"/>
       </w:pPr>
       <w:rPr>
-        <w:rFonts w:asciiTheme="majorHAnsi" w:eastAsiaTheme="majorEastAsia" w:hAnsiTheme="majorHAnsi" w:cstheme="majorBidi"/>
+        <w:rFonts w:asciiTheme="majorHAnsi" w:eastAsiaTheme="majorEastAsia" w:hAnsiTheme="majorHAnsi" w:cstheme="majorBidi" w:eastAsia="Arial Unicode MS"/>
         <w:b/>
         <w:bCs/>
       </w:rPr>
@@ -15199,14 +15247,14 @@
     </w:tblStylePr>
     <w:tblStylePr w:type="firstCol">
       <w:rPr>
-        <w:rFonts w:asciiTheme="majorHAnsi" w:eastAsiaTheme="majorEastAsia" w:hAnsiTheme="majorHAnsi" w:cstheme="majorBidi"/>
+        <w:rFonts w:asciiTheme="majorHAnsi" w:eastAsiaTheme="majorEastAsia" w:hAnsiTheme="majorHAnsi" w:cstheme="majorBidi" w:eastAsia="Arial Unicode MS"/>
         <w:b/>
         <w:bCs/>
       </w:rPr>
     </w:tblStylePr>
     <w:tblStylePr w:type="lastCol">
       <w:rPr>
-        <w:rFonts w:asciiTheme="majorHAnsi" w:eastAsiaTheme="majorEastAsia" w:hAnsiTheme="majorHAnsi" w:cstheme="majorBidi"/>
+        <w:rFonts w:asciiTheme="majorHAnsi" w:eastAsiaTheme="majorEastAsia" w:hAnsiTheme="majorHAnsi" w:cstheme="majorBidi" w:eastAsia="Arial Unicode MS"/>
         <w:b/>
         <w:bCs/>
       </w:rPr>
@@ -15290,7 +15338,7 @@
         <w:spacing w:before="0" w:after="0" w:line="240" w:lineRule="auto"/>
       </w:pPr>
       <w:rPr>
-        <w:rFonts w:asciiTheme="majorHAnsi" w:eastAsiaTheme="majorEastAsia" w:hAnsiTheme="majorHAnsi" w:cstheme="majorBidi"/>
+        <w:rFonts w:asciiTheme="majorHAnsi" w:eastAsiaTheme="majorEastAsia" w:hAnsiTheme="majorHAnsi" w:cstheme="majorBidi" w:eastAsia="Arial Unicode MS"/>
         <w:b/>
         <w:bCs/>
       </w:rPr>
@@ -15311,7 +15359,7 @@
         <w:spacing w:before="0" w:after="0" w:line="240" w:lineRule="auto"/>
       </w:pPr>
       <w:rPr>
-        <w:rFonts w:asciiTheme="majorHAnsi" w:eastAsiaTheme="majorEastAsia" w:hAnsiTheme="majorHAnsi" w:cstheme="majorBidi"/>
+        <w:rFonts w:asciiTheme="majorHAnsi" w:eastAsiaTheme="majorEastAsia" w:hAnsiTheme="majorHAnsi" w:cstheme="majorBidi" w:eastAsia="Arial Unicode MS"/>
         <w:b/>
         <w:bCs/>
       </w:rPr>
@@ -15329,14 +15377,14 @@
     </w:tblStylePr>
     <w:tblStylePr w:type="firstCol">
       <w:rPr>
-        <w:rFonts w:asciiTheme="majorHAnsi" w:eastAsiaTheme="majorEastAsia" w:hAnsiTheme="majorHAnsi" w:cstheme="majorBidi"/>
+        <w:rFonts w:asciiTheme="majorHAnsi" w:eastAsiaTheme="majorEastAsia" w:hAnsiTheme="majorHAnsi" w:cstheme="majorBidi" w:eastAsia="Arial Unicode MS"/>
         <w:b/>
         <w:bCs/>
       </w:rPr>
     </w:tblStylePr>
     <w:tblStylePr w:type="lastCol">
       <w:rPr>
-        <w:rFonts w:asciiTheme="majorHAnsi" w:eastAsiaTheme="majorEastAsia" w:hAnsiTheme="majorHAnsi" w:cstheme="majorBidi"/>
+        <w:rFonts w:asciiTheme="majorHAnsi" w:eastAsiaTheme="majorEastAsia" w:hAnsiTheme="majorHAnsi" w:cstheme="majorBidi" w:eastAsia="Arial Unicode MS"/>
         <w:b/>
         <w:bCs/>
       </w:rPr>
@@ -15420,7 +15468,7 @@
         <w:spacing w:before="0" w:after="0" w:line="240" w:lineRule="auto"/>
       </w:pPr>
       <w:rPr>
-        <w:rFonts w:asciiTheme="majorHAnsi" w:eastAsiaTheme="majorEastAsia" w:hAnsiTheme="majorHAnsi" w:cstheme="majorBidi"/>
+        <w:rFonts w:asciiTheme="majorHAnsi" w:eastAsiaTheme="majorEastAsia" w:hAnsiTheme="majorHAnsi" w:cstheme="majorBidi" w:eastAsia="Arial Unicode MS"/>
         <w:b/>
         <w:bCs/>
       </w:rPr>
@@ -15441,7 +15489,7 @@
         <w:spacing w:before="0" w:after="0" w:line="240" w:lineRule="auto"/>
       </w:pPr>
       <w:rPr>
-        <w:rFonts w:asciiTheme="majorHAnsi" w:eastAsiaTheme="majorEastAsia" w:hAnsiTheme="majorHAnsi" w:cstheme="majorBidi"/>
+        <w:rFonts w:asciiTheme="majorHAnsi" w:eastAsiaTheme="majorEastAsia" w:hAnsiTheme="majorHAnsi" w:cstheme="majorBidi" w:eastAsia="Arial Unicode MS"/>
         <w:b/>
         <w:bCs/>
       </w:rPr>
@@ -15459,14 +15507,14 @@
     </w:tblStylePr>
     <w:tblStylePr w:type="firstCol">
       <w:rPr>
-        <w:rFonts w:asciiTheme="majorHAnsi" w:eastAsiaTheme="majorEastAsia" w:hAnsiTheme="majorHAnsi" w:cstheme="majorBidi"/>
+        <w:rFonts w:asciiTheme="majorHAnsi" w:eastAsiaTheme="majorEastAsia" w:hAnsiTheme="majorHAnsi" w:cstheme="majorBidi" w:eastAsia="Arial Unicode MS"/>
         <w:b/>
         <w:bCs/>
       </w:rPr>
     </w:tblStylePr>
     <w:tblStylePr w:type="lastCol">
       <w:rPr>
-        <w:rFonts w:asciiTheme="majorHAnsi" w:eastAsiaTheme="majorEastAsia" w:hAnsiTheme="majorHAnsi" w:cstheme="majorBidi"/>
+        <w:rFonts w:asciiTheme="majorHAnsi" w:eastAsiaTheme="majorEastAsia" w:hAnsiTheme="majorHAnsi" w:cstheme="majorBidi" w:eastAsia="Arial Unicode MS"/>
         <w:b/>
         <w:bCs/>
       </w:rPr>
@@ -17331,7 +17379,7 @@
     </w:tblPr>
     <w:tblStylePr w:type="firstRow">
       <w:rPr>
-        <w:rFonts w:asciiTheme="majorHAnsi" w:eastAsiaTheme="majorEastAsia" w:hAnsiTheme="majorHAnsi" w:cstheme="majorBidi"/>
+        <w:rFonts w:asciiTheme="majorHAnsi" w:eastAsiaTheme="majorEastAsia" w:hAnsiTheme="majorHAnsi" w:cstheme="majorBidi" w:eastAsia="Arial Unicode MS"/>
       </w:rPr>
       <w:tblPr/>
       <w:tcPr>
@@ -17415,7 +17463,7 @@
     </w:tblPr>
     <w:tblStylePr w:type="firstRow">
       <w:rPr>
-        <w:rFonts w:asciiTheme="majorHAnsi" w:eastAsiaTheme="majorEastAsia" w:hAnsiTheme="majorHAnsi" w:cstheme="majorBidi"/>
+        <w:rFonts w:asciiTheme="majorHAnsi" w:eastAsiaTheme="majorEastAsia" w:hAnsiTheme="majorHAnsi" w:cstheme="majorBidi" w:eastAsia="Arial Unicode MS"/>
       </w:rPr>
       <w:tblPr/>
       <w:tcPr>
@@ -17499,7 +17547,7 @@
     </w:tblPr>
     <w:tblStylePr w:type="firstRow">
       <w:rPr>
-        <w:rFonts w:asciiTheme="majorHAnsi" w:eastAsiaTheme="majorEastAsia" w:hAnsiTheme="majorHAnsi" w:cstheme="majorBidi"/>
+        <w:rFonts w:asciiTheme="majorHAnsi" w:eastAsiaTheme="majorEastAsia" w:hAnsiTheme="majorHAnsi" w:cstheme="majorBidi" w:eastAsia="Arial Unicode MS"/>
       </w:rPr>
       <w:tblPr/>
       <w:tcPr>
@@ -17583,7 +17631,7 @@
     </w:tblPr>
     <w:tblStylePr w:type="firstRow">
       <w:rPr>
-        <w:rFonts w:asciiTheme="majorHAnsi" w:eastAsiaTheme="majorEastAsia" w:hAnsiTheme="majorHAnsi" w:cstheme="majorBidi"/>
+        <w:rFonts w:asciiTheme="majorHAnsi" w:eastAsiaTheme="majorEastAsia" w:hAnsiTheme="majorHAnsi" w:cstheme="majorBidi" w:eastAsia="Arial Unicode MS"/>
       </w:rPr>
       <w:tblPr/>
       <w:tcPr>
@@ -17667,7 +17715,7 @@
     </w:tblPr>
     <w:tblStylePr w:type="firstRow">
       <w:rPr>
-        <w:rFonts w:asciiTheme="majorHAnsi" w:eastAsiaTheme="majorEastAsia" w:hAnsiTheme="majorHAnsi" w:cstheme="majorBidi"/>
+        <w:rFonts w:asciiTheme="majorHAnsi" w:eastAsiaTheme="majorEastAsia" w:hAnsiTheme="majorHAnsi" w:cstheme="majorBidi" w:eastAsia="Arial Unicode MS"/>
       </w:rPr>
       <w:tblPr/>
       <w:tcPr>
@@ -17751,7 +17799,7 @@
     </w:tblPr>
     <w:tblStylePr w:type="firstRow">
       <w:rPr>
-        <w:rFonts w:asciiTheme="majorHAnsi" w:eastAsiaTheme="majorEastAsia" w:hAnsiTheme="majorHAnsi" w:cstheme="majorBidi"/>
+        <w:rFonts w:asciiTheme="majorHAnsi" w:eastAsiaTheme="majorEastAsia" w:hAnsiTheme="majorHAnsi" w:cstheme="majorBidi" w:eastAsia="Arial Unicode MS"/>
       </w:rPr>
       <w:tblPr/>
       <w:tcPr>
@@ -17835,7 +17883,7 @@
     </w:tblPr>
     <w:tblStylePr w:type="firstRow">
       <w:rPr>
-        <w:rFonts w:asciiTheme="majorHAnsi" w:eastAsiaTheme="majorEastAsia" w:hAnsiTheme="majorHAnsi" w:cstheme="majorBidi"/>
+        <w:rFonts w:asciiTheme="majorHAnsi" w:eastAsiaTheme="majorEastAsia" w:hAnsiTheme="majorHAnsi" w:cstheme="majorBidi" w:eastAsia="Arial Unicode MS"/>
       </w:rPr>
       <w:tblPr/>
       <w:tcPr>
@@ -17900,7 +17948,7 @@
       <w:spacing w:after="0" w:line="240" w:lineRule="auto"/>
     </w:pPr>
     <w:rPr>
-      <w:rFonts w:asciiTheme="majorHAnsi" w:eastAsiaTheme="majorEastAsia" w:hAnsiTheme="majorHAnsi" w:cstheme="majorBidi"/>
+      <w:rFonts w:asciiTheme="majorHAnsi" w:eastAsiaTheme="majorEastAsia" w:hAnsiTheme="majorHAnsi" w:cstheme="majorBidi" w:eastAsia="Arial Unicode MS"/>
       <w:color w:val="000000" w:themeColor="text1"/>
     </w:rPr>
     <w:tblPr>
@@ -18028,7 +18076,7 @@
       <w:spacing w:after="0" w:line="240" w:lineRule="auto"/>
     </w:pPr>
     <w:rPr>
-      <w:rFonts w:asciiTheme="majorHAnsi" w:eastAsiaTheme="majorEastAsia" w:hAnsiTheme="majorHAnsi" w:cstheme="majorBidi"/>
+      <w:rFonts w:asciiTheme="majorHAnsi" w:eastAsiaTheme="majorEastAsia" w:hAnsiTheme="majorHAnsi" w:cstheme="majorBidi" w:eastAsia="Arial Unicode MS"/>
       <w:color w:val="000000" w:themeColor="text1"/>
     </w:rPr>
     <w:tblPr>
@@ -18156,7 +18204,7 @@
       <w:spacing w:after="0" w:line="240" w:lineRule="auto"/>
     </w:pPr>
     <w:rPr>
-      <w:rFonts w:asciiTheme="majorHAnsi" w:eastAsiaTheme="majorEastAsia" w:hAnsiTheme="majorHAnsi" w:cstheme="majorBidi"/>
+      <w:rFonts w:asciiTheme="majorHAnsi" w:eastAsiaTheme="majorEastAsia" w:hAnsiTheme="majorHAnsi" w:cstheme="majorBidi" w:eastAsia="Arial Unicode MS"/>
       <w:color w:val="000000" w:themeColor="text1"/>
     </w:rPr>
     <w:tblPr>
@@ -18284,7 +18332,7 @@
       <w:spacing w:after="0" w:line="240" w:lineRule="auto"/>
     </w:pPr>
     <w:rPr>
-      <w:rFonts w:asciiTheme="majorHAnsi" w:eastAsiaTheme="majorEastAsia" w:hAnsiTheme="majorHAnsi" w:cstheme="majorBidi"/>
+      <w:rFonts w:asciiTheme="majorHAnsi" w:eastAsiaTheme="majorEastAsia" w:hAnsiTheme="majorHAnsi" w:cstheme="majorBidi" w:eastAsia="Arial Unicode MS"/>
       <w:color w:val="000000" w:themeColor="text1"/>
     </w:rPr>
     <w:tblPr>
@@ -18412,7 +18460,7 @@
       <w:spacing w:after="0" w:line="240" w:lineRule="auto"/>
     </w:pPr>
     <w:rPr>
-      <w:rFonts w:asciiTheme="majorHAnsi" w:eastAsiaTheme="majorEastAsia" w:hAnsiTheme="majorHAnsi" w:cstheme="majorBidi"/>
+      <w:rFonts w:asciiTheme="majorHAnsi" w:eastAsiaTheme="majorEastAsia" w:hAnsiTheme="majorHAnsi" w:cstheme="majorBidi" w:eastAsia="Arial Unicode MS"/>
       <w:color w:val="000000" w:themeColor="text1"/>
     </w:rPr>
     <w:tblPr>
@@ -18540,7 +18588,7 @@
       <w:spacing w:after="0" w:line="240" w:lineRule="auto"/>
     </w:pPr>
     <w:rPr>
-      <w:rFonts w:asciiTheme="majorHAnsi" w:eastAsiaTheme="majorEastAsia" w:hAnsiTheme="majorHAnsi" w:cstheme="majorBidi"/>
+      <w:rFonts w:asciiTheme="majorHAnsi" w:eastAsiaTheme="majorEastAsia" w:hAnsiTheme="majorHAnsi" w:cstheme="majorBidi" w:eastAsia="Arial Unicode MS"/>
       <w:color w:val="000000" w:themeColor="text1"/>
     </w:rPr>
     <w:tblPr>
@@ -18668,7 +18716,7 @@
       <w:spacing w:after="0" w:line="240" w:lineRule="auto"/>
     </w:pPr>
     <w:rPr>
-      <w:rFonts w:asciiTheme="majorHAnsi" w:eastAsiaTheme="majorEastAsia" w:hAnsiTheme="majorHAnsi" w:cstheme="majorBidi"/>
+      <w:rFonts w:asciiTheme="majorHAnsi" w:eastAsiaTheme="majorEastAsia" w:hAnsiTheme="majorHAnsi" w:cstheme="majorBidi" w:eastAsia="Arial Unicode MS"/>
       <w:color w:val="000000" w:themeColor="text1"/>
     </w:rPr>
     <w:tblPr>
@@ -19307,7 +19355,7 @@
       <w:spacing w:after="0" w:line="240" w:lineRule="auto"/>
     </w:pPr>
     <w:rPr>
-      <w:rFonts w:asciiTheme="majorHAnsi" w:eastAsiaTheme="majorEastAsia" w:hAnsiTheme="majorHAnsi" w:cstheme="majorBidi"/>
+      <w:rFonts w:asciiTheme="majorHAnsi" w:eastAsiaTheme="majorEastAsia" w:hAnsiTheme="majorHAnsi" w:cstheme="majorBidi" w:eastAsia="Arial Unicode MS"/>
       <w:color w:val="000000" w:themeColor="text1"/>
     </w:rPr>
     <w:tblPr>
@@ -19432,7 +19480,7 @@
       <w:spacing w:after="0" w:line="240" w:lineRule="auto"/>
     </w:pPr>
     <w:rPr>
-      <w:rFonts w:asciiTheme="majorHAnsi" w:eastAsiaTheme="majorEastAsia" w:hAnsiTheme="majorHAnsi" w:cstheme="majorBidi"/>
+      <w:rFonts w:asciiTheme="majorHAnsi" w:eastAsiaTheme="majorEastAsia" w:hAnsiTheme="majorHAnsi" w:cstheme="majorBidi" w:eastAsia="Arial Unicode MS"/>
       <w:color w:val="000000" w:themeColor="text1"/>
     </w:rPr>
     <w:tblPr>
@@ -19557,7 +19605,7 @@
       <w:spacing w:after="0" w:line="240" w:lineRule="auto"/>
     </w:pPr>
     <w:rPr>
-      <w:rFonts w:asciiTheme="majorHAnsi" w:eastAsiaTheme="majorEastAsia" w:hAnsiTheme="majorHAnsi" w:cstheme="majorBidi"/>
+      <w:rFonts w:asciiTheme="majorHAnsi" w:eastAsiaTheme="majorEastAsia" w:hAnsiTheme="majorHAnsi" w:cstheme="majorBidi" w:eastAsia="Arial Unicode MS"/>
       <w:color w:val="000000" w:themeColor="text1"/>
     </w:rPr>
     <w:tblPr>
@@ -19682,7 +19730,7 @@
       <w:spacing w:after="0" w:line="240" w:lineRule="auto"/>
     </w:pPr>
     <w:rPr>
-      <w:rFonts w:asciiTheme="majorHAnsi" w:eastAsiaTheme="majorEastAsia" w:hAnsiTheme="majorHAnsi" w:cstheme="majorBidi"/>
+      <w:rFonts w:asciiTheme="majorHAnsi" w:eastAsiaTheme="majorEastAsia" w:hAnsiTheme="majorHAnsi" w:cstheme="majorBidi" w:eastAsia="Arial Unicode MS"/>
       <w:color w:val="000000" w:themeColor="text1"/>
     </w:rPr>
     <w:tblPr>
@@ -19807,7 +19855,7 @@
       <w:spacing w:after="0" w:line="240" w:lineRule="auto"/>
     </w:pPr>
     <w:rPr>
-      <w:rFonts w:asciiTheme="majorHAnsi" w:eastAsiaTheme="majorEastAsia" w:hAnsiTheme="majorHAnsi" w:cstheme="majorBidi"/>
+      <w:rFonts w:asciiTheme="majorHAnsi" w:eastAsiaTheme="majorEastAsia" w:hAnsiTheme="majorHAnsi" w:cstheme="majorBidi" w:eastAsia="Arial Unicode MS"/>
       <w:color w:val="000000" w:themeColor="text1"/>
     </w:rPr>
     <w:tblPr>
@@ -19932,7 +19980,7 @@
       <w:spacing w:after="0" w:line="240" w:lineRule="auto"/>
     </w:pPr>
     <w:rPr>
-      <w:rFonts w:asciiTheme="majorHAnsi" w:eastAsiaTheme="majorEastAsia" w:hAnsiTheme="majorHAnsi" w:cstheme="majorBidi"/>
+      <w:rFonts w:asciiTheme="majorHAnsi" w:eastAsiaTheme="majorEastAsia" w:hAnsiTheme="majorHAnsi" w:cstheme="majorBidi" w:eastAsia="Arial Unicode MS"/>
       <w:color w:val="000000" w:themeColor="text1"/>
     </w:rPr>
     <w:tblPr>
@@ -20057,7 +20105,7 @@
       <w:spacing w:after="0" w:line="240" w:lineRule="auto"/>
     </w:pPr>
     <w:rPr>
-      <w:rFonts w:asciiTheme="majorHAnsi" w:eastAsiaTheme="majorEastAsia" w:hAnsiTheme="majorHAnsi" w:cstheme="majorBidi"/>
+      <w:rFonts w:asciiTheme="majorHAnsi" w:eastAsiaTheme="majorEastAsia" w:hAnsiTheme="majorHAnsi" w:cstheme="majorBidi" w:eastAsia="Arial Unicode MS"/>
       <w:color w:val="000000" w:themeColor="text1"/>
     </w:rPr>
     <w:tblPr>

--- a/module1/reports/附录3-测试报告-模块一.docx
+++ b/module1/reports/附录3-测试报告-模块一.docx
@@ -121,7 +121,7 @@
         <w:rPr>
           <w:rFonts w:ascii="Arial Unicode MS" w:hAnsi="Arial Unicode MS" w:eastAsia="Arial Unicode MS" w:cs="Arial Unicode MS"/>
         </w:rPr>
-        <w:t>缺陷证据位于 defects/repro-baseline.txt、repro-fixed.txt 和 croniter-history.md。三个缺陷均有官方 CHANGELOG 依据（https://github.com/pallets-eco/croniter/blob/main/CHANGELOG.rst）：CRON-D-001（6.2.3 #232）零步长异常类型不稳定；CRON-D-002（6.2.3 #235）expand_from_start_time 月份低边界偏移；CRON-D-003（6.2.4 #239）Sunday 步进边界错误。基线复现、根因、修复后输出和回归命令均已记录，修复提交为 07dfad8、101f39e、10e9bb6。最终执行结果为 41 passed；coverage.py 分支覆盖率为 55%，低于预设 75% 目标。未覆盖风险包括性能压力、并发安全、生产部署，以及部分极端时区和异常分支；覆盖率不足意味着这些路径仍需补充测试，质量结论应保持审慎。</w:t>
+        <w:t>缺陷证据位于 defects/repro-baseline.txt、repro-fixed.txt 和 croniter-history.md。三个缺陷均有官方 CHANGELOG 依据（https://github.com/pallets-eco/croniter/blob/main/CHANGELOG.rst）：CRON-D-001（6.2.3 #232）零步长异常类型不稳定；CRON-D-002（6.2.3 #235）expand_from_start_time 月份低边界偏移；CRON-D-003（6.2.4 #239）Sunday 步进边界错误。基线复现、根因、修复后输出和回归命令均已记录，源码修复提交为 07dfad8；101f39e、10e9bb6 为修复后证据提交。最终执行结果为 41 passed；coverage.py 分支覆盖率为 55%，低于预设 75% 目标。未覆盖风险包括性能压力、并发安全、生产部署，以及部分极端时区和异常分支；覆盖率不足意味着这些路径仍需补充测试，质量结论应保持审慎。</w:t>
       </w:r>
     </w:p>
     <w:p>
